--- a/data/sites/manufacturing/Supply Chain and Logistics/inventory-cycle-count-procedure.docx
+++ b/data/sites/manufacturing/Supply Chain and Logistics/inventory-cycle-count-procedure.docx
@@ -16,17 +16,7 @@
         <w:rPr>
           <w:i/>
         </w:rPr>
-        <w:t>Manufacturing Knowledge Hub | Supply Chain and Logistics</w:t>
-      </w:r>
-    </w:p>
-    <w:p>
-      <w:r>
-        <w:t>Owner: Omar Haddad  |  Last updated: October 30, 2026</w:t>
-      </w:r>
-    </w:p>
-    <w:p>
-      <w:r>
-        <w:t>Describes the rotating cycle count schedule and discrepancy resolution process used in place of a full annual physical inventory.</w:t>
+        <w:t>Manufacturing Knowledge Hub | Supply Chain and Logistics | Owner: Omar Haddad  |  Last updated: October 30, 2026</w:t>
       </w:r>
     </w:p>
     <w:p>
@@ -34,7 +24,17 @@
         <w:pStyle w:val="Heading1"/>
       </w:pPr>
       <w:r>
-        <w:t>Key Points</w:t>
+        <w:t>Section 1: Executive Summary &amp; Scope</w:t>
+      </w:r>
+    </w:p>
+    <w:p>
+      <w:r>
+        <w:t>Describes the rotating cycle count schedule and discrepancy resolution process used in place of a full annual physical inventory. Section 1 (Executive Summary &amp; Scope) applies to Supply Chain and Logistics within Manufacturing Knowledge Hub and is maintained by Omar Haddad. Defines the operational charter, scope boundaries, and executive accountability.</w:t>
+      </w:r>
+    </w:p>
+    <w:p>
+      <w:r>
+        <w:t>Operational requirement 1.1: High-value SKUs are counted monthly; low-value SKUs are counted quarterly. Secondary control 1.2: Discrepancies over 2% of on-hand quantity trigger a root cause investigation.</w:t>
       </w:r>
     </w:p>
     <w:p>
@@ -58,6 +58,566 @@
         <w:pStyle w:val="ListBullet"/>
       </w:pPr>
       <w:r>
+        <w:t>Section 1 review cadence is tracked by Omar Haddad under Supply Chain and Logistics governance.</w:t>
+      </w:r>
+    </w:p>
+    <w:tbl>
+      <w:tblPr>
+        <w:tblStyle w:val="LightGrid-Accent1"/>
+        <w:tblW w:type="auto" w:w="0"/>
+        <w:tblLook w:firstColumn="1" w:firstRow="1" w:lastColumn="0" w:lastRow="0" w:noHBand="0" w:noVBand="1" w:val="04A0"/>
+      </w:tblPr>
+      <w:tblGrid>
+        <w:gridCol w:w="2160"/>
+        <w:gridCol w:w="2160"/>
+        <w:gridCol w:w="2160"/>
+        <w:gridCol w:w="2160"/>
+      </w:tblGrid>
+      <w:tr>
+        <w:tc>
+          <w:tcPr>
+            <w:tcW w:type="dxa" w:w="2160"/>
+          </w:tcPr>
+          <w:p>
+            <w:r>
+              <w:rPr>
+                <w:b/>
+              </w:rPr>
+              <w:t>Control Area</w:t>
+            </w:r>
+          </w:p>
+        </w:tc>
+        <w:tc>
+          <w:tcPr>
+            <w:tcW w:type="dxa" w:w="2160"/>
+          </w:tcPr>
+          <w:p>
+            <w:r>
+              <w:rPr>
+                <w:b/>
+              </w:rPr>
+              <w:t>Owner</w:t>
+            </w:r>
+          </w:p>
+        </w:tc>
+        <w:tc>
+          <w:tcPr>
+            <w:tcW w:type="dxa" w:w="2160"/>
+          </w:tcPr>
+          <w:p>
+            <w:r>
+              <w:rPr>
+                <w:b/>
+              </w:rPr>
+              <w:t>Target SLA</w:t>
+            </w:r>
+          </w:p>
+        </w:tc>
+        <w:tc>
+          <w:tcPr>
+            <w:tcW w:type="dxa" w:w="2160"/>
+          </w:tcPr>
+          <w:p>
+            <w:r>
+              <w:rPr>
+                <w:b/>
+              </w:rPr>
+              <w:t>Verification Status</w:t>
+            </w:r>
+          </w:p>
+        </w:tc>
+      </w:tr>
+      <w:tr>
+        <w:tc>
+          <w:tcPr>
+            <w:tcW w:type="dxa" w:w="2160"/>
+          </w:tcPr>
+          <w:p>
+            <w:r>
+              <w:t>Supply Chain and Logistics</w:t>
+            </w:r>
+          </w:p>
+        </w:tc>
+        <w:tc>
+          <w:tcPr>
+            <w:tcW w:type="dxa" w:w="2160"/>
+          </w:tcPr>
+          <w:p>
+            <w:r>
+              <w:t>Omar Haddad</w:t>
+            </w:r>
+          </w:p>
+        </w:tc>
+        <w:tc>
+          <w:tcPr>
+            <w:tcW w:type="dxa" w:w="2160"/>
+          </w:tcPr>
+          <w:p>
+            <w:r>
+              <w:t>5 business days</w:t>
+            </w:r>
+          </w:p>
+        </w:tc>
+        <w:tc>
+          <w:tcPr>
+            <w:tcW w:type="dxa" w:w="2160"/>
+          </w:tcPr>
+          <w:p>
+            <w:r>
+              <w:t>Verified</w:t>
+            </w:r>
+          </w:p>
+        </w:tc>
+      </w:tr>
+      <w:tr>
+        <w:tc>
+          <w:tcPr>
+            <w:tcW w:type="dxa" w:w="2160"/>
+          </w:tcPr>
+          <w:p>
+            <w:r>
+              <w:t>Inventory Cycle Count Proced Gate 1</w:t>
+            </w:r>
+          </w:p>
+        </w:tc>
+        <w:tc>
+          <w:tcPr>
+            <w:tcW w:type="dxa" w:w="2160"/>
+          </w:tcPr>
+          <w:p>
+            <w:r>
+              <w:t>Omar Haddad</w:t>
+            </w:r>
+          </w:p>
+        </w:tc>
+        <w:tc>
+          <w:tcPr>
+            <w:tcW w:type="dxa" w:w="2160"/>
+          </w:tcPr>
+          <w:p>
+            <w:r>
+              <w:t>3 business days</w:t>
+            </w:r>
+          </w:p>
+        </w:tc>
+        <w:tc>
+          <w:tcPr>
+            <w:tcW w:type="dxa" w:w="2160"/>
+          </w:tcPr>
+          <w:p>
+            <w:r>
+              <w:t>Active</w:t>
+            </w:r>
+          </w:p>
+        </w:tc>
+      </w:tr>
+      <w:tr>
+        <w:tc>
+          <w:tcPr>
+            <w:tcW w:type="dxa" w:w="2160"/>
+          </w:tcPr>
+          <w:p>
+            <w:r>
+              <w:t>Inventory Cycle Count Proced Gate 2</w:t>
+            </w:r>
+          </w:p>
+        </w:tc>
+        <w:tc>
+          <w:tcPr>
+            <w:tcW w:type="dxa" w:w="2160"/>
+          </w:tcPr>
+          <w:p>
+            <w:r>
+              <w:t>Omar Haddad</w:t>
+            </w:r>
+          </w:p>
+        </w:tc>
+        <w:tc>
+          <w:tcPr>
+            <w:tcW w:type="dxa" w:w="2160"/>
+          </w:tcPr>
+          <w:p>
+            <w:r>
+              <w:t>10 business days</w:t>
+            </w:r>
+          </w:p>
+        </w:tc>
+        <w:tc>
+          <w:tcPr>
+            <w:tcW w:type="dxa" w:w="2160"/>
+          </w:tcPr>
+          <w:p>
+            <w:r>
+              <w:t>Monitored</w:t>
+            </w:r>
+          </w:p>
+        </w:tc>
+      </w:tr>
+    </w:tbl>
+    <w:p>
+      <w:r>
+        <w:rPr>
+          <w:color w:val="808080"/>
+          <w:sz w:val="16"/>
+        </w:rPr>
+        <w:t>Page 1 of 12 | Manufacturing Knowledge Hub | Supply Chain and Logistics | SharePoint Online</w:t>
+      </w:r>
+    </w:p>
+    <w:p>
+      <w:r>
+        <w:br w:type="page"/>
+      </w:r>
+    </w:p>
+    <w:p>
+      <w:pPr>
+        <w:pStyle w:val="Heading1"/>
+      </w:pPr>
+      <w:r>
+        <w:t>Section 2: Architecture &amp; Process Flow</w:t>
+      </w:r>
+    </w:p>
+    <w:p>
+      <w:r>
+        <w:t>Describes the rotating cycle count schedule and discrepancy resolution process used in place of a full annual physical inventory. Section 2 (Architecture &amp; Process Flow) applies to Supply Chain and Logistics within Manufacturing Knowledge Hub and is maintained by Omar Haddad. Maps end-to-end process stages, handoff gates, and system-of-record integrations.</w:t>
+      </w:r>
+    </w:p>
+    <w:p>
+      <w:r>
+        <w:t>Operational requirement 2.1: Discrepancies over 2% of on-hand quantity trigger a root cause investigation. Secondary control 2.2: Cycle count accuracy is tracked as a monthly KPI reported to the supply chain manager.</w:t>
+      </w:r>
+    </w:p>
+    <w:p>
+      <w:pPr>
+        <w:pStyle w:val="ListBullet"/>
+      </w:pPr>
+      <w:r>
+        <w:t>Discrepancies over 2% of on-hand quantity trigger a root cause investigation.</w:t>
+      </w:r>
+    </w:p>
+    <w:p>
+      <w:pPr>
+        <w:pStyle w:val="ListBullet"/>
+      </w:pPr>
+      <w:r>
+        <w:t>Cycle count accuracy is tracked as a monthly KPI reported to the supply chain manager.</w:t>
+      </w:r>
+    </w:p>
+    <w:p>
+      <w:pPr>
+        <w:pStyle w:val="ListBullet"/>
+      </w:pPr>
+      <w:r>
+        <w:t>Section 2 review cadence is tracked by Omar Haddad under Supply Chain and Logistics governance.</w:t>
+      </w:r>
+    </w:p>
+    <w:tbl>
+      <w:tblPr>
+        <w:tblStyle w:val="LightGrid-Accent1"/>
+        <w:tblW w:type="auto" w:w="0"/>
+        <w:tblLook w:firstColumn="1" w:firstRow="1" w:lastColumn="0" w:lastRow="0" w:noHBand="0" w:noVBand="1" w:val="04A0"/>
+      </w:tblPr>
+      <w:tblGrid>
+        <w:gridCol w:w="2160"/>
+        <w:gridCol w:w="2160"/>
+        <w:gridCol w:w="2160"/>
+        <w:gridCol w:w="2160"/>
+      </w:tblGrid>
+      <w:tr>
+        <w:tc>
+          <w:tcPr>
+            <w:tcW w:type="dxa" w:w="2160"/>
+          </w:tcPr>
+          <w:p>
+            <w:r>
+              <w:rPr>
+                <w:b/>
+              </w:rPr>
+              <w:t>Control Area</w:t>
+            </w:r>
+          </w:p>
+        </w:tc>
+        <w:tc>
+          <w:tcPr>
+            <w:tcW w:type="dxa" w:w="2160"/>
+          </w:tcPr>
+          <w:p>
+            <w:r>
+              <w:rPr>
+                <w:b/>
+              </w:rPr>
+              <w:t>Owner</w:t>
+            </w:r>
+          </w:p>
+        </w:tc>
+        <w:tc>
+          <w:tcPr>
+            <w:tcW w:type="dxa" w:w="2160"/>
+          </w:tcPr>
+          <w:p>
+            <w:r>
+              <w:rPr>
+                <w:b/>
+              </w:rPr>
+              <w:t>Target SLA</w:t>
+            </w:r>
+          </w:p>
+        </w:tc>
+        <w:tc>
+          <w:tcPr>
+            <w:tcW w:type="dxa" w:w="2160"/>
+          </w:tcPr>
+          <w:p>
+            <w:r>
+              <w:rPr>
+                <w:b/>
+              </w:rPr>
+              <w:t>Verification Status</w:t>
+            </w:r>
+          </w:p>
+        </w:tc>
+      </w:tr>
+      <w:tr>
+        <w:tc>
+          <w:tcPr>
+            <w:tcW w:type="dxa" w:w="2160"/>
+          </w:tcPr>
+          <w:p>
+            <w:r>
+              <w:t>Supply Chain and Logistics</w:t>
+            </w:r>
+          </w:p>
+        </w:tc>
+        <w:tc>
+          <w:tcPr>
+            <w:tcW w:type="dxa" w:w="2160"/>
+          </w:tcPr>
+          <w:p>
+            <w:r>
+              <w:t>Omar Haddad</w:t>
+            </w:r>
+          </w:p>
+        </w:tc>
+        <w:tc>
+          <w:tcPr>
+            <w:tcW w:type="dxa" w:w="2160"/>
+          </w:tcPr>
+          <w:p>
+            <w:r>
+              <w:t>5 business days</w:t>
+            </w:r>
+          </w:p>
+        </w:tc>
+        <w:tc>
+          <w:tcPr>
+            <w:tcW w:type="dxa" w:w="2160"/>
+          </w:tcPr>
+          <w:p>
+            <w:r>
+              <w:t>Verified</w:t>
+            </w:r>
+          </w:p>
+        </w:tc>
+      </w:tr>
+      <w:tr>
+        <w:tc>
+          <w:tcPr>
+            <w:tcW w:type="dxa" w:w="2160"/>
+          </w:tcPr>
+          <w:p>
+            <w:r>
+              <w:t>Inventory Cycle Count Proced Gate 1</w:t>
+            </w:r>
+          </w:p>
+        </w:tc>
+        <w:tc>
+          <w:tcPr>
+            <w:tcW w:type="dxa" w:w="2160"/>
+          </w:tcPr>
+          <w:p>
+            <w:r>
+              <w:t>Omar Haddad</w:t>
+            </w:r>
+          </w:p>
+        </w:tc>
+        <w:tc>
+          <w:tcPr>
+            <w:tcW w:type="dxa" w:w="2160"/>
+          </w:tcPr>
+          <w:p>
+            <w:r>
+              <w:t>3 business days</w:t>
+            </w:r>
+          </w:p>
+        </w:tc>
+        <w:tc>
+          <w:tcPr>
+            <w:tcW w:type="dxa" w:w="2160"/>
+          </w:tcPr>
+          <w:p>
+            <w:r>
+              <w:t>Active</w:t>
+            </w:r>
+          </w:p>
+        </w:tc>
+      </w:tr>
+      <w:tr>
+        <w:tc>
+          <w:tcPr>
+            <w:tcW w:type="dxa" w:w="2160"/>
+          </w:tcPr>
+          <w:p>
+            <w:r>
+              <w:t>Inventory Cycle Count Proced Gate 2</w:t>
+            </w:r>
+          </w:p>
+        </w:tc>
+        <w:tc>
+          <w:tcPr>
+            <w:tcW w:type="dxa" w:w="2160"/>
+          </w:tcPr>
+          <w:p>
+            <w:r>
+              <w:t>Omar Haddad</w:t>
+            </w:r>
+          </w:p>
+        </w:tc>
+        <w:tc>
+          <w:tcPr>
+            <w:tcW w:type="dxa" w:w="2160"/>
+          </w:tcPr>
+          <w:p>
+            <w:r>
+              <w:t>10 business days</w:t>
+            </w:r>
+          </w:p>
+        </w:tc>
+        <w:tc>
+          <w:tcPr>
+            <w:tcW w:type="dxa" w:w="2160"/>
+          </w:tcPr>
+          <w:p>
+            <w:r>
+              <w:t>Monitored</w:t>
+            </w:r>
+          </w:p>
+        </w:tc>
+      </w:tr>
+      <w:tr>
+        <w:tc>
+          <w:tcPr>
+            <w:tcW w:type="dxa" w:w="2160"/>
+          </w:tcPr>
+          <w:p>
+            <w:r>
+              <w:t>Sec-2</w:t>
+            </w:r>
+          </w:p>
+        </w:tc>
+        <w:tc>
+          <w:tcPr>
+            <w:tcW w:type="dxa" w:w="2160"/>
+          </w:tcPr>
+          <w:p>
+            <w:r>
+              <w:t>Omar Haddad</w:t>
+            </w:r>
+          </w:p>
+        </w:tc>
+        <w:tc>
+          <w:tcPr>
+            <w:tcW w:type="dxa" w:w="2160"/>
+          </w:tcPr>
+          <w:p>
+            <w:r>
+              <w:t>3 business days</w:t>
+            </w:r>
+          </w:p>
+        </w:tc>
+        <w:tc>
+          <w:tcPr>
+            <w:tcW w:type="dxa" w:w="2160"/>
+          </w:tcPr>
+          <w:p>
+            <w:r>
+              <w:t>Stage 2 Verified</w:t>
+            </w:r>
+          </w:p>
+        </w:tc>
+      </w:tr>
+    </w:tbl>
+    <w:p>
+      <w:r>
+        <w:drawing>
+          <wp:inline xmlns:a="http://schemas.openxmlformats.org/drawingml/2006/main" xmlns:pic="http://schemas.openxmlformats.org/drawingml/2006/picture">
+            <wp:extent cx="5303520" cy="1744579"/>
+            <wp:docPr id="1" name="Picture 1"/>
+            <wp:cNvGraphicFramePr>
+              <a:graphicFrameLocks noChangeAspect="1"/>
+            </wp:cNvGraphicFramePr>
+            <a:graphic>
+              <a:graphicData uri="http://schemas.openxmlformats.org/drawingml/2006/picture">
+                <pic:pic>
+                  <pic:nvPicPr>
+                    <pic:cNvPr id="0" name="image.png"/>
+                    <pic:cNvPicPr/>
+                  </pic:nvPicPr>
+                  <pic:blipFill>
+                    <a:blip r:embed="rId9"/>
+                    <a:stretch>
+                      <a:fillRect/>
+                    </a:stretch>
+                  </pic:blipFill>
+                  <pic:spPr>
+                    <a:xfrm>
+                      <a:off x="0" y="0"/>
+                      <a:ext cx="5303520" cy="1744579"/>
+                    </a:xfrm>
+                    <a:prstGeom prst="rect"/>
+                  </pic:spPr>
+                </pic:pic>
+              </a:graphicData>
+            </a:graphic>
+          </wp:inline>
+        </w:drawing>
+      </w:r>
+    </w:p>
+    <w:p>
+      <w:r>
+        <w:rPr>
+          <w:color w:val="808080"/>
+          <w:sz w:val="16"/>
+        </w:rPr>
+        <w:t>Page 2 of 12 | Manufacturing Knowledge Hub | Supply Chain and Logistics | SharePoint Online</w:t>
+      </w:r>
+    </w:p>
+    <w:p>
+      <w:r>
+        <w:br w:type="page"/>
+      </w:r>
+    </w:p>
+    <w:p>
+      <w:pPr>
+        <w:pStyle w:val="Heading1"/>
+      </w:pPr>
+      <w:r>
+        <w:t>Section 3: Governance Standards &amp; Controls</w:t>
+      </w:r>
+    </w:p>
+    <w:p>
+      <w:r>
+        <w:t>Describes the rotating cycle count schedule and discrepancy resolution process used in place of a full annual physical inventory. Section 3 (Governance Standards &amp; Controls) applies to Supply Chain and Logistics within Manufacturing Knowledge Hub and is maintained by Omar Haddad. Establishes mandatory compliance controls, approval thresholds, and audit evidence.</w:t>
+      </w:r>
+    </w:p>
+    <w:p>
+      <w:r>
+        <w:t>Operational requirement 3.1: Cycle count accuracy is tracked as a monthly KPI reported to the supply chain manager. Secondary control 3.2: Count adjustments require dual sign-off before the system of record is updated.</w:t>
+      </w:r>
+    </w:p>
+    <w:p>
+      <w:pPr>
+        <w:pStyle w:val="ListBullet"/>
+      </w:pPr>
+      <w:r>
         <w:t>Cycle count accuracy is tracked as a monthly KPI reported to the supply chain manager.</w:t>
       </w:r>
     </w:p>
@@ -70,12 +630,3054 @@
       </w:r>
     </w:p>
     <w:p>
+      <w:pPr>
+        <w:pStyle w:val="ListBullet"/>
+      </w:pPr>
+      <w:r>
+        <w:t>Section 3 review cadence is tracked by Omar Haddad under Supply Chain and Logistics governance.</w:t>
+      </w:r>
+    </w:p>
+    <w:tbl>
+      <w:tblPr>
+        <w:tblStyle w:val="LightGrid-Accent1"/>
+        <w:tblW w:type="auto" w:w="0"/>
+        <w:tblLook w:firstColumn="1" w:firstRow="1" w:lastColumn="0" w:lastRow="0" w:noHBand="0" w:noVBand="1" w:val="04A0"/>
+      </w:tblPr>
+      <w:tblGrid>
+        <w:gridCol w:w="2160"/>
+        <w:gridCol w:w="2160"/>
+        <w:gridCol w:w="2160"/>
+        <w:gridCol w:w="2160"/>
+      </w:tblGrid>
+      <w:tr>
+        <w:tc>
+          <w:tcPr>
+            <w:tcW w:type="dxa" w:w="2160"/>
+          </w:tcPr>
+          <w:p>
+            <w:r>
+              <w:rPr>
+                <w:b/>
+              </w:rPr>
+              <w:t>Control Area</w:t>
+            </w:r>
+          </w:p>
+        </w:tc>
+        <w:tc>
+          <w:tcPr>
+            <w:tcW w:type="dxa" w:w="2160"/>
+          </w:tcPr>
+          <w:p>
+            <w:r>
+              <w:rPr>
+                <w:b/>
+              </w:rPr>
+              <w:t>Owner</w:t>
+            </w:r>
+          </w:p>
+        </w:tc>
+        <w:tc>
+          <w:tcPr>
+            <w:tcW w:type="dxa" w:w="2160"/>
+          </w:tcPr>
+          <w:p>
+            <w:r>
+              <w:rPr>
+                <w:b/>
+              </w:rPr>
+              <w:t>Target SLA</w:t>
+            </w:r>
+          </w:p>
+        </w:tc>
+        <w:tc>
+          <w:tcPr>
+            <w:tcW w:type="dxa" w:w="2160"/>
+          </w:tcPr>
+          <w:p>
+            <w:r>
+              <w:rPr>
+                <w:b/>
+              </w:rPr>
+              <w:t>Verification Status</w:t>
+            </w:r>
+          </w:p>
+        </w:tc>
+      </w:tr>
+      <w:tr>
+        <w:tc>
+          <w:tcPr>
+            <w:tcW w:type="dxa" w:w="2160"/>
+          </w:tcPr>
+          <w:p>
+            <w:r>
+              <w:t>Supply Chain and Logistics</w:t>
+            </w:r>
+          </w:p>
+        </w:tc>
+        <w:tc>
+          <w:tcPr>
+            <w:tcW w:type="dxa" w:w="2160"/>
+          </w:tcPr>
+          <w:p>
+            <w:r>
+              <w:t>Omar Haddad</w:t>
+            </w:r>
+          </w:p>
+        </w:tc>
+        <w:tc>
+          <w:tcPr>
+            <w:tcW w:type="dxa" w:w="2160"/>
+          </w:tcPr>
+          <w:p>
+            <w:r>
+              <w:t>5 business days</w:t>
+            </w:r>
+          </w:p>
+        </w:tc>
+        <w:tc>
+          <w:tcPr>
+            <w:tcW w:type="dxa" w:w="2160"/>
+          </w:tcPr>
+          <w:p>
+            <w:r>
+              <w:t>Verified</w:t>
+            </w:r>
+          </w:p>
+        </w:tc>
+      </w:tr>
+      <w:tr>
+        <w:tc>
+          <w:tcPr>
+            <w:tcW w:type="dxa" w:w="2160"/>
+          </w:tcPr>
+          <w:p>
+            <w:r>
+              <w:t>Inventory Cycle Count Proced Gate 1</w:t>
+            </w:r>
+          </w:p>
+        </w:tc>
+        <w:tc>
+          <w:tcPr>
+            <w:tcW w:type="dxa" w:w="2160"/>
+          </w:tcPr>
+          <w:p>
+            <w:r>
+              <w:t>Omar Haddad</w:t>
+            </w:r>
+          </w:p>
+        </w:tc>
+        <w:tc>
+          <w:tcPr>
+            <w:tcW w:type="dxa" w:w="2160"/>
+          </w:tcPr>
+          <w:p>
+            <w:r>
+              <w:t>3 business days</w:t>
+            </w:r>
+          </w:p>
+        </w:tc>
+        <w:tc>
+          <w:tcPr>
+            <w:tcW w:type="dxa" w:w="2160"/>
+          </w:tcPr>
+          <w:p>
+            <w:r>
+              <w:t>Active</w:t>
+            </w:r>
+          </w:p>
+        </w:tc>
+      </w:tr>
+      <w:tr>
+        <w:tc>
+          <w:tcPr>
+            <w:tcW w:type="dxa" w:w="2160"/>
+          </w:tcPr>
+          <w:p>
+            <w:r>
+              <w:t>Inventory Cycle Count Proced Gate 2</w:t>
+            </w:r>
+          </w:p>
+        </w:tc>
+        <w:tc>
+          <w:tcPr>
+            <w:tcW w:type="dxa" w:w="2160"/>
+          </w:tcPr>
+          <w:p>
+            <w:r>
+              <w:t>Omar Haddad</w:t>
+            </w:r>
+          </w:p>
+        </w:tc>
+        <w:tc>
+          <w:tcPr>
+            <w:tcW w:type="dxa" w:w="2160"/>
+          </w:tcPr>
+          <w:p>
+            <w:r>
+              <w:t>10 business days</w:t>
+            </w:r>
+          </w:p>
+        </w:tc>
+        <w:tc>
+          <w:tcPr>
+            <w:tcW w:type="dxa" w:w="2160"/>
+          </w:tcPr>
+          <w:p>
+            <w:r>
+              <w:t>Monitored</w:t>
+            </w:r>
+          </w:p>
+        </w:tc>
+      </w:tr>
+      <w:tr>
+        <w:tc>
+          <w:tcPr>
+            <w:tcW w:type="dxa" w:w="2160"/>
+          </w:tcPr>
+          <w:p>
+            <w:r>
+              <w:t>Sec-3</w:t>
+            </w:r>
+          </w:p>
+        </w:tc>
+        <w:tc>
+          <w:tcPr>
+            <w:tcW w:type="dxa" w:w="2160"/>
+          </w:tcPr>
+          <w:p>
+            <w:r>
+              <w:t>Omar Haddad</w:t>
+            </w:r>
+          </w:p>
+        </w:tc>
+        <w:tc>
+          <w:tcPr>
+            <w:tcW w:type="dxa" w:w="2160"/>
+          </w:tcPr>
+          <w:p>
+            <w:r>
+              <w:t>10 business days</w:t>
+            </w:r>
+          </w:p>
+        </w:tc>
+        <w:tc>
+          <w:tcPr>
+            <w:tcW w:type="dxa" w:w="2160"/>
+          </w:tcPr>
+          <w:p>
+            <w:r>
+              <w:t>Stage 3 Verified</w:t>
+            </w:r>
+          </w:p>
+        </w:tc>
+      </w:tr>
+    </w:tbl>
+    <w:p>
       <w:r>
         <w:rPr>
           <w:color w:val="808080"/>
           <w:sz w:val="16"/>
         </w:rPr>
-        <w:t>Source: Manufacturing Knowledge Hub knowledge base | SharePoint Online</w:t>
+        <w:t>Page 3 of 12 | Manufacturing Knowledge Hub | Supply Chain and Logistics | SharePoint Online</w:t>
+      </w:r>
+    </w:p>
+    <w:p>
+      <w:r>
+        <w:br w:type="page"/>
+      </w:r>
+    </w:p>
+    <w:p>
+      <w:pPr>
+        <w:pStyle w:val="Heading1"/>
+      </w:pPr>
+      <w:r>
+        <w:t>Section 4: Operational KPIs &amp; Benchmarks</w:t>
+      </w:r>
+    </w:p>
+    <w:p>
+      <w:r>
+        <w:t>Describes the rotating cycle count schedule and discrepancy resolution process used in place of a full annual physical inventory. Section 4 (Operational KPIs &amp; Benchmarks) applies to Supply Chain and Logistics within Manufacturing Knowledge Hub and is maintained by Omar Haddad. Tracks baseline performance, target SLAs, and quarterly benchmark progression.</w:t>
+      </w:r>
+    </w:p>
+    <w:p>
+      <w:r>
+        <w:t>Operational requirement 4.1: Count adjustments require dual sign-off before the system of record is updated. Secondary control 4.2: High-value SKUs are counted monthly; low-value SKUs are counted quarterly.</w:t>
+      </w:r>
+    </w:p>
+    <w:p>
+      <w:pPr>
+        <w:pStyle w:val="ListBullet"/>
+      </w:pPr>
+      <w:r>
+        <w:t>Count adjustments require dual sign-off before the system of record is updated.</w:t>
+      </w:r>
+    </w:p>
+    <w:p>
+      <w:pPr>
+        <w:pStyle w:val="ListBullet"/>
+      </w:pPr>
+      <w:r>
+        <w:t>High-value SKUs are counted monthly; low-value SKUs are counted quarterly.</w:t>
+      </w:r>
+    </w:p>
+    <w:p>
+      <w:pPr>
+        <w:pStyle w:val="ListBullet"/>
+      </w:pPr>
+      <w:r>
+        <w:t>Section 4 review cadence is tracked by Omar Haddad under Supply Chain and Logistics governance.</w:t>
+      </w:r>
+    </w:p>
+    <w:tbl>
+      <w:tblPr>
+        <w:tblStyle w:val="LightGrid-Accent1"/>
+        <w:tblW w:type="auto" w:w="0"/>
+        <w:tblLook w:firstColumn="1" w:firstRow="1" w:lastColumn="0" w:lastRow="0" w:noHBand="0" w:noVBand="1" w:val="04A0"/>
+      </w:tblPr>
+      <w:tblGrid>
+        <w:gridCol w:w="2160"/>
+        <w:gridCol w:w="2160"/>
+        <w:gridCol w:w="2160"/>
+        <w:gridCol w:w="2160"/>
+      </w:tblGrid>
+      <w:tr>
+        <w:tc>
+          <w:tcPr>
+            <w:tcW w:type="dxa" w:w="2160"/>
+          </w:tcPr>
+          <w:p>
+            <w:r>
+              <w:rPr>
+                <w:b/>
+              </w:rPr>
+              <w:t>Control Area</w:t>
+            </w:r>
+          </w:p>
+        </w:tc>
+        <w:tc>
+          <w:tcPr>
+            <w:tcW w:type="dxa" w:w="2160"/>
+          </w:tcPr>
+          <w:p>
+            <w:r>
+              <w:rPr>
+                <w:b/>
+              </w:rPr>
+              <w:t>Owner</w:t>
+            </w:r>
+          </w:p>
+        </w:tc>
+        <w:tc>
+          <w:tcPr>
+            <w:tcW w:type="dxa" w:w="2160"/>
+          </w:tcPr>
+          <w:p>
+            <w:r>
+              <w:rPr>
+                <w:b/>
+              </w:rPr>
+              <w:t>Target SLA</w:t>
+            </w:r>
+          </w:p>
+        </w:tc>
+        <w:tc>
+          <w:tcPr>
+            <w:tcW w:type="dxa" w:w="2160"/>
+          </w:tcPr>
+          <w:p>
+            <w:r>
+              <w:rPr>
+                <w:b/>
+              </w:rPr>
+              <w:t>Verification Status</w:t>
+            </w:r>
+          </w:p>
+        </w:tc>
+      </w:tr>
+      <w:tr>
+        <w:tc>
+          <w:tcPr>
+            <w:tcW w:type="dxa" w:w="2160"/>
+          </w:tcPr>
+          <w:p>
+            <w:r>
+              <w:t>Supply Chain and Logistics</w:t>
+            </w:r>
+          </w:p>
+        </w:tc>
+        <w:tc>
+          <w:tcPr>
+            <w:tcW w:type="dxa" w:w="2160"/>
+          </w:tcPr>
+          <w:p>
+            <w:r>
+              <w:t>Omar Haddad</w:t>
+            </w:r>
+          </w:p>
+        </w:tc>
+        <w:tc>
+          <w:tcPr>
+            <w:tcW w:type="dxa" w:w="2160"/>
+          </w:tcPr>
+          <w:p>
+            <w:r>
+              <w:t>5 business days</w:t>
+            </w:r>
+          </w:p>
+        </w:tc>
+        <w:tc>
+          <w:tcPr>
+            <w:tcW w:type="dxa" w:w="2160"/>
+          </w:tcPr>
+          <w:p>
+            <w:r>
+              <w:t>Verified</w:t>
+            </w:r>
+          </w:p>
+        </w:tc>
+      </w:tr>
+      <w:tr>
+        <w:tc>
+          <w:tcPr>
+            <w:tcW w:type="dxa" w:w="2160"/>
+          </w:tcPr>
+          <w:p>
+            <w:r>
+              <w:t>Inventory Cycle Count Proced Gate 1</w:t>
+            </w:r>
+          </w:p>
+        </w:tc>
+        <w:tc>
+          <w:tcPr>
+            <w:tcW w:type="dxa" w:w="2160"/>
+          </w:tcPr>
+          <w:p>
+            <w:r>
+              <w:t>Omar Haddad</w:t>
+            </w:r>
+          </w:p>
+        </w:tc>
+        <w:tc>
+          <w:tcPr>
+            <w:tcW w:type="dxa" w:w="2160"/>
+          </w:tcPr>
+          <w:p>
+            <w:r>
+              <w:t>3 business days</w:t>
+            </w:r>
+          </w:p>
+        </w:tc>
+        <w:tc>
+          <w:tcPr>
+            <w:tcW w:type="dxa" w:w="2160"/>
+          </w:tcPr>
+          <w:p>
+            <w:r>
+              <w:t>Active</w:t>
+            </w:r>
+          </w:p>
+        </w:tc>
+      </w:tr>
+      <w:tr>
+        <w:tc>
+          <w:tcPr>
+            <w:tcW w:type="dxa" w:w="2160"/>
+          </w:tcPr>
+          <w:p>
+            <w:r>
+              <w:t>Inventory Cycle Count Proced Gate 2</w:t>
+            </w:r>
+          </w:p>
+        </w:tc>
+        <w:tc>
+          <w:tcPr>
+            <w:tcW w:type="dxa" w:w="2160"/>
+          </w:tcPr>
+          <w:p>
+            <w:r>
+              <w:t>Omar Haddad</w:t>
+            </w:r>
+          </w:p>
+        </w:tc>
+        <w:tc>
+          <w:tcPr>
+            <w:tcW w:type="dxa" w:w="2160"/>
+          </w:tcPr>
+          <w:p>
+            <w:r>
+              <w:t>10 business days</w:t>
+            </w:r>
+          </w:p>
+        </w:tc>
+        <w:tc>
+          <w:tcPr>
+            <w:tcW w:type="dxa" w:w="2160"/>
+          </w:tcPr>
+          <w:p>
+            <w:r>
+              <w:t>Monitored</w:t>
+            </w:r>
+          </w:p>
+        </w:tc>
+      </w:tr>
+      <w:tr>
+        <w:tc>
+          <w:tcPr>
+            <w:tcW w:type="dxa" w:w="2160"/>
+          </w:tcPr>
+          <w:p>
+            <w:r>
+              <w:t>Sec-4</w:t>
+            </w:r>
+          </w:p>
+        </w:tc>
+        <w:tc>
+          <w:tcPr>
+            <w:tcW w:type="dxa" w:w="2160"/>
+          </w:tcPr>
+          <w:p>
+            <w:r>
+              <w:t>Omar Haddad</w:t>
+            </w:r>
+          </w:p>
+        </w:tc>
+        <w:tc>
+          <w:tcPr>
+            <w:tcW w:type="dxa" w:w="2160"/>
+          </w:tcPr>
+          <w:p>
+            <w:r>
+              <w:t>5 business days</w:t>
+            </w:r>
+          </w:p>
+        </w:tc>
+        <w:tc>
+          <w:tcPr>
+            <w:tcW w:type="dxa" w:w="2160"/>
+          </w:tcPr>
+          <w:p>
+            <w:r>
+              <w:t>Stage 4 Verified</w:t>
+            </w:r>
+          </w:p>
+        </w:tc>
+      </w:tr>
+    </w:tbl>
+    <w:p>
+      <w:r>
+        <w:drawing>
+          <wp:inline xmlns:a="http://schemas.openxmlformats.org/drawingml/2006/main" xmlns:pic="http://schemas.openxmlformats.org/drawingml/2006/picture">
+            <wp:extent cx="5303520" cy="1744579"/>
+            <wp:docPr id="2" name="Picture 2"/>
+            <wp:cNvGraphicFramePr>
+              <a:graphicFrameLocks noChangeAspect="1"/>
+            </wp:cNvGraphicFramePr>
+            <a:graphic>
+              <a:graphicData uri="http://schemas.openxmlformats.org/drawingml/2006/picture">
+                <pic:pic>
+                  <pic:nvPicPr>
+                    <pic:cNvPr id="0" name="image.png"/>
+                    <pic:cNvPicPr/>
+                  </pic:nvPicPr>
+                  <pic:blipFill>
+                    <a:blip r:embed="rId10"/>
+                    <a:stretch>
+                      <a:fillRect/>
+                    </a:stretch>
+                  </pic:blipFill>
+                  <pic:spPr>
+                    <a:xfrm>
+                      <a:off x="0" y="0"/>
+                      <a:ext cx="5303520" cy="1744579"/>
+                    </a:xfrm>
+                    <a:prstGeom prst="rect"/>
+                  </pic:spPr>
+                </pic:pic>
+              </a:graphicData>
+            </a:graphic>
+          </wp:inline>
+        </w:drawing>
+      </w:r>
+    </w:p>
+    <w:p>
+      <w:r>
+        <w:rPr>
+          <w:color w:val="808080"/>
+          <w:sz w:val="16"/>
+        </w:rPr>
+        <w:t>Page 4 of 12 | Manufacturing Knowledge Hub | Supply Chain and Logistics | SharePoint Online</w:t>
+      </w:r>
+    </w:p>
+    <w:p>
+      <w:r>
+        <w:br w:type="page"/>
+      </w:r>
+    </w:p>
+    <w:p>
+      <w:pPr>
+        <w:pStyle w:val="Heading1"/>
+      </w:pPr>
+      <w:r>
+        <w:t>Section 5: Roles, Responsibilities &amp; RACI</w:t>
+      </w:r>
+    </w:p>
+    <w:p>
+      <w:r>
+        <w:t>Describes the rotating cycle count schedule and discrepancy resolution process used in place of a full annual physical inventory. Section 5 (Roles, Responsibilities &amp; RACI) applies to Supply Chain and Logistics within Manufacturing Knowledge Hub and is maintained by Omar Haddad. Clarifies ownership across accountable executives, operational leads, and reviewers.</w:t>
+      </w:r>
+    </w:p>
+    <w:p>
+      <w:r>
+        <w:t>Operational requirement 5.1: High-value SKUs are counted monthly; low-value SKUs are counted quarterly. Secondary control 5.2: Discrepancies over 2% of on-hand quantity trigger a root cause investigation.</w:t>
+      </w:r>
+    </w:p>
+    <w:p>
+      <w:pPr>
+        <w:pStyle w:val="ListBullet"/>
+      </w:pPr>
+      <w:r>
+        <w:t>High-value SKUs are counted monthly; low-value SKUs are counted quarterly.</w:t>
+      </w:r>
+    </w:p>
+    <w:p>
+      <w:pPr>
+        <w:pStyle w:val="ListBullet"/>
+      </w:pPr>
+      <w:r>
+        <w:t>Discrepancies over 2% of on-hand quantity trigger a root cause investigation.</w:t>
+      </w:r>
+    </w:p>
+    <w:p>
+      <w:pPr>
+        <w:pStyle w:val="ListBullet"/>
+      </w:pPr>
+      <w:r>
+        <w:t>Section 5 review cadence is tracked by Omar Haddad under Supply Chain and Logistics governance.</w:t>
+      </w:r>
+    </w:p>
+    <w:tbl>
+      <w:tblPr>
+        <w:tblStyle w:val="LightGrid-Accent1"/>
+        <w:tblW w:type="auto" w:w="0"/>
+        <w:tblLook w:firstColumn="1" w:firstRow="1" w:lastColumn="0" w:lastRow="0" w:noHBand="0" w:noVBand="1" w:val="04A0"/>
+      </w:tblPr>
+      <w:tblGrid>
+        <w:gridCol w:w="2160"/>
+        <w:gridCol w:w="2160"/>
+        <w:gridCol w:w="2160"/>
+        <w:gridCol w:w="2160"/>
+      </w:tblGrid>
+      <w:tr>
+        <w:tc>
+          <w:tcPr>
+            <w:tcW w:type="dxa" w:w="2160"/>
+          </w:tcPr>
+          <w:p>
+            <w:r>
+              <w:rPr>
+                <w:b/>
+              </w:rPr>
+              <w:t>Control Area</w:t>
+            </w:r>
+          </w:p>
+        </w:tc>
+        <w:tc>
+          <w:tcPr>
+            <w:tcW w:type="dxa" w:w="2160"/>
+          </w:tcPr>
+          <w:p>
+            <w:r>
+              <w:rPr>
+                <w:b/>
+              </w:rPr>
+              <w:t>Owner</w:t>
+            </w:r>
+          </w:p>
+        </w:tc>
+        <w:tc>
+          <w:tcPr>
+            <w:tcW w:type="dxa" w:w="2160"/>
+          </w:tcPr>
+          <w:p>
+            <w:r>
+              <w:rPr>
+                <w:b/>
+              </w:rPr>
+              <w:t>Target SLA</w:t>
+            </w:r>
+          </w:p>
+        </w:tc>
+        <w:tc>
+          <w:tcPr>
+            <w:tcW w:type="dxa" w:w="2160"/>
+          </w:tcPr>
+          <w:p>
+            <w:r>
+              <w:rPr>
+                <w:b/>
+              </w:rPr>
+              <w:t>Verification Status</w:t>
+            </w:r>
+          </w:p>
+        </w:tc>
+      </w:tr>
+      <w:tr>
+        <w:tc>
+          <w:tcPr>
+            <w:tcW w:type="dxa" w:w="2160"/>
+          </w:tcPr>
+          <w:p>
+            <w:r>
+              <w:t>Supply Chain and Logistics</w:t>
+            </w:r>
+          </w:p>
+        </w:tc>
+        <w:tc>
+          <w:tcPr>
+            <w:tcW w:type="dxa" w:w="2160"/>
+          </w:tcPr>
+          <w:p>
+            <w:r>
+              <w:t>Omar Haddad</w:t>
+            </w:r>
+          </w:p>
+        </w:tc>
+        <w:tc>
+          <w:tcPr>
+            <w:tcW w:type="dxa" w:w="2160"/>
+          </w:tcPr>
+          <w:p>
+            <w:r>
+              <w:t>5 business days</w:t>
+            </w:r>
+          </w:p>
+        </w:tc>
+        <w:tc>
+          <w:tcPr>
+            <w:tcW w:type="dxa" w:w="2160"/>
+          </w:tcPr>
+          <w:p>
+            <w:r>
+              <w:t>Verified</w:t>
+            </w:r>
+          </w:p>
+        </w:tc>
+      </w:tr>
+      <w:tr>
+        <w:tc>
+          <w:tcPr>
+            <w:tcW w:type="dxa" w:w="2160"/>
+          </w:tcPr>
+          <w:p>
+            <w:r>
+              <w:t>Inventory Cycle Count Proced Gate 1</w:t>
+            </w:r>
+          </w:p>
+        </w:tc>
+        <w:tc>
+          <w:tcPr>
+            <w:tcW w:type="dxa" w:w="2160"/>
+          </w:tcPr>
+          <w:p>
+            <w:r>
+              <w:t>Omar Haddad</w:t>
+            </w:r>
+          </w:p>
+        </w:tc>
+        <w:tc>
+          <w:tcPr>
+            <w:tcW w:type="dxa" w:w="2160"/>
+          </w:tcPr>
+          <w:p>
+            <w:r>
+              <w:t>3 business days</w:t>
+            </w:r>
+          </w:p>
+        </w:tc>
+        <w:tc>
+          <w:tcPr>
+            <w:tcW w:type="dxa" w:w="2160"/>
+          </w:tcPr>
+          <w:p>
+            <w:r>
+              <w:t>Active</w:t>
+            </w:r>
+          </w:p>
+        </w:tc>
+      </w:tr>
+      <w:tr>
+        <w:tc>
+          <w:tcPr>
+            <w:tcW w:type="dxa" w:w="2160"/>
+          </w:tcPr>
+          <w:p>
+            <w:r>
+              <w:t>Inventory Cycle Count Proced Gate 2</w:t>
+            </w:r>
+          </w:p>
+        </w:tc>
+        <w:tc>
+          <w:tcPr>
+            <w:tcW w:type="dxa" w:w="2160"/>
+          </w:tcPr>
+          <w:p>
+            <w:r>
+              <w:t>Omar Haddad</w:t>
+            </w:r>
+          </w:p>
+        </w:tc>
+        <w:tc>
+          <w:tcPr>
+            <w:tcW w:type="dxa" w:w="2160"/>
+          </w:tcPr>
+          <w:p>
+            <w:r>
+              <w:t>10 business days</w:t>
+            </w:r>
+          </w:p>
+        </w:tc>
+        <w:tc>
+          <w:tcPr>
+            <w:tcW w:type="dxa" w:w="2160"/>
+          </w:tcPr>
+          <w:p>
+            <w:r>
+              <w:t>Monitored</w:t>
+            </w:r>
+          </w:p>
+        </w:tc>
+      </w:tr>
+      <w:tr>
+        <w:tc>
+          <w:tcPr>
+            <w:tcW w:type="dxa" w:w="2160"/>
+          </w:tcPr>
+          <w:p>
+            <w:r>
+              <w:t>Sec-5</w:t>
+            </w:r>
+          </w:p>
+        </w:tc>
+        <w:tc>
+          <w:tcPr>
+            <w:tcW w:type="dxa" w:w="2160"/>
+          </w:tcPr>
+          <w:p>
+            <w:r>
+              <w:t>Omar Haddad</w:t>
+            </w:r>
+          </w:p>
+        </w:tc>
+        <w:tc>
+          <w:tcPr>
+            <w:tcW w:type="dxa" w:w="2160"/>
+          </w:tcPr>
+          <w:p>
+            <w:r>
+              <w:t>3 business days</w:t>
+            </w:r>
+          </w:p>
+        </w:tc>
+        <w:tc>
+          <w:tcPr>
+            <w:tcW w:type="dxa" w:w="2160"/>
+          </w:tcPr>
+          <w:p>
+            <w:r>
+              <w:t>Stage 5 Verified</w:t>
+            </w:r>
+          </w:p>
+        </w:tc>
+      </w:tr>
+    </w:tbl>
+    <w:p>
+      <w:r>
+        <w:rPr>
+          <w:color w:val="808080"/>
+          <w:sz w:val="16"/>
+        </w:rPr>
+        <w:t>Page 5 of 12 | Manufacturing Knowledge Hub | Supply Chain and Logistics | SharePoint Online</w:t>
+      </w:r>
+    </w:p>
+    <w:p>
+      <w:r>
+        <w:br w:type="page"/>
+      </w:r>
+    </w:p>
+    <w:p>
+      <w:pPr>
+        <w:pStyle w:val="Heading1"/>
+      </w:pPr>
+      <w:r>
+        <w:t>Section 6: Standard Operating Procedures</w:t>
+      </w:r>
+    </w:p>
+    <w:p>
+      <w:r>
+        <w:t>Describes the rotating cycle count schedule and discrepancy resolution process used in place of a full annual physical inventory. Section 6 (Standard Operating Procedures) applies to Supply Chain and Logistics within Manufacturing Knowledge Hub and is maintained by Omar Haddad. Provides step-by-step execution checklists, intake criteria, and verification gates.</w:t>
+      </w:r>
+    </w:p>
+    <w:p>
+      <w:r>
+        <w:t>Operational requirement 6.1: Discrepancies over 2% of on-hand quantity trigger a root cause investigation. Secondary control 6.2: Cycle count accuracy is tracked as a monthly KPI reported to the supply chain manager.</w:t>
+      </w:r>
+    </w:p>
+    <w:p>
+      <w:pPr>
+        <w:pStyle w:val="ListBullet"/>
+      </w:pPr>
+      <w:r>
+        <w:t>Discrepancies over 2% of on-hand quantity trigger a root cause investigation.</w:t>
+      </w:r>
+    </w:p>
+    <w:p>
+      <w:pPr>
+        <w:pStyle w:val="ListBullet"/>
+      </w:pPr>
+      <w:r>
+        <w:t>Cycle count accuracy is tracked as a monthly KPI reported to the supply chain manager.</w:t>
+      </w:r>
+    </w:p>
+    <w:p>
+      <w:pPr>
+        <w:pStyle w:val="ListBullet"/>
+      </w:pPr>
+      <w:r>
+        <w:t>Section 6 review cadence is tracked by Omar Haddad under Supply Chain and Logistics governance.</w:t>
+      </w:r>
+    </w:p>
+    <w:tbl>
+      <w:tblPr>
+        <w:tblStyle w:val="LightGrid-Accent1"/>
+        <w:tblW w:type="auto" w:w="0"/>
+        <w:tblLook w:firstColumn="1" w:firstRow="1" w:lastColumn="0" w:lastRow="0" w:noHBand="0" w:noVBand="1" w:val="04A0"/>
+      </w:tblPr>
+      <w:tblGrid>
+        <w:gridCol w:w="2160"/>
+        <w:gridCol w:w="2160"/>
+        <w:gridCol w:w="2160"/>
+        <w:gridCol w:w="2160"/>
+      </w:tblGrid>
+      <w:tr>
+        <w:tc>
+          <w:tcPr>
+            <w:tcW w:type="dxa" w:w="2160"/>
+          </w:tcPr>
+          <w:p>
+            <w:r>
+              <w:rPr>
+                <w:b/>
+              </w:rPr>
+              <w:t>Control Area</w:t>
+            </w:r>
+          </w:p>
+        </w:tc>
+        <w:tc>
+          <w:tcPr>
+            <w:tcW w:type="dxa" w:w="2160"/>
+          </w:tcPr>
+          <w:p>
+            <w:r>
+              <w:rPr>
+                <w:b/>
+              </w:rPr>
+              <w:t>Owner</w:t>
+            </w:r>
+          </w:p>
+        </w:tc>
+        <w:tc>
+          <w:tcPr>
+            <w:tcW w:type="dxa" w:w="2160"/>
+          </w:tcPr>
+          <w:p>
+            <w:r>
+              <w:rPr>
+                <w:b/>
+              </w:rPr>
+              <w:t>Target SLA</w:t>
+            </w:r>
+          </w:p>
+        </w:tc>
+        <w:tc>
+          <w:tcPr>
+            <w:tcW w:type="dxa" w:w="2160"/>
+          </w:tcPr>
+          <w:p>
+            <w:r>
+              <w:rPr>
+                <w:b/>
+              </w:rPr>
+              <w:t>Verification Status</w:t>
+            </w:r>
+          </w:p>
+        </w:tc>
+      </w:tr>
+      <w:tr>
+        <w:tc>
+          <w:tcPr>
+            <w:tcW w:type="dxa" w:w="2160"/>
+          </w:tcPr>
+          <w:p>
+            <w:r>
+              <w:t>Supply Chain and Logistics</w:t>
+            </w:r>
+          </w:p>
+        </w:tc>
+        <w:tc>
+          <w:tcPr>
+            <w:tcW w:type="dxa" w:w="2160"/>
+          </w:tcPr>
+          <w:p>
+            <w:r>
+              <w:t>Omar Haddad</w:t>
+            </w:r>
+          </w:p>
+        </w:tc>
+        <w:tc>
+          <w:tcPr>
+            <w:tcW w:type="dxa" w:w="2160"/>
+          </w:tcPr>
+          <w:p>
+            <w:r>
+              <w:t>5 business days</w:t>
+            </w:r>
+          </w:p>
+        </w:tc>
+        <w:tc>
+          <w:tcPr>
+            <w:tcW w:type="dxa" w:w="2160"/>
+          </w:tcPr>
+          <w:p>
+            <w:r>
+              <w:t>Verified</w:t>
+            </w:r>
+          </w:p>
+        </w:tc>
+      </w:tr>
+      <w:tr>
+        <w:tc>
+          <w:tcPr>
+            <w:tcW w:type="dxa" w:w="2160"/>
+          </w:tcPr>
+          <w:p>
+            <w:r>
+              <w:t>Inventory Cycle Count Proced Gate 1</w:t>
+            </w:r>
+          </w:p>
+        </w:tc>
+        <w:tc>
+          <w:tcPr>
+            <w:tcW w:type="dxa" w:w="2160"/>
+          </w:tcPr>
+          <w:p>
+            <w:r>
+              <w:t>Omar Haddad</w:t>
+            </w:r>
+          </w:p>
+        </w:tc>
+        <w:tc>
+          <w:tcPr>
+            <w:tcW w:type="dxa" w:w="2160"/>
+          </w:tcPr>
+          <w:p>
+            <w:r>
+              <w:t>3 business days</w:t>
+            </w:r>
+          </w:p>
+        </w:tc>
+        <w:tc>
+          <w:tcPr>
+            <w:tcW w:type="dxa" w:w="2160"/>
+          </w:tcPr>
+          <w:p>
+            <w:r>
+              <w:t>Active</w:t>
+            </w:r>
+          </w:p>
+        </w:tc>
+      </w:tr>
+      <w:tr>
+        <w:tc>
+          <w:tcPr>
+            <w:tcW w:type="dxa" w:w="2160"/>
+          </w:tcPr>
+          <w:p>
+            <w:r>
+              <w:t>Inventory Cycle Count Proced Gate 2</w:t>
+            </w:r>
+          </w:p>
+        </w:tc>
+        <w:tc>
+          <w:tcPr>
+            <w:tcW w:type="dxa" w:w="2160"/>
+          </w:tcPr>
+          <w:p>
+            <w:r>
+              <w:t>Omar Haddad</w:t>
+            </w:r>
+          </w:p>
+        </w:tc>
+        <w:tc>
+          <w:tcPr>
+            <w:tcW w:type="dxa" w:w="2160"/>
+          </w:tcPr>
+          <w:p>
+            <w:r>
+              <w:t>10 business days</w:t>
+            </w:r>
+          </w:p>
+        </w:tc>
+        <w:tc>
+          <w:tcPr>
+            <w:tcW w:type="dxa" w:w="2160"/>
+          </w:tcPr>
+          <w:p>
+            <w:r>
+              <w:t>Monitored</w:t>
+            </w:r>
+          </w:p>
+        </w:tc>
+      </w:tr>
+      <w:tr>
+        <w:tc>
+          <w:tcPr>
+            <w:tcW w:type="dxa" w:w="2160"/>
+          </w:tcPr>
+          <w:p>
+            <w:r>
+              <w:t>Sec-6</w:t>
+            </w:r>
+          </w:p>
+        </w:tc>
+        <w:tc>
+          <w:tcPr>
+            <w:tcW w:type="dxa" w:w="2160"/>
+          </w:tcPr>
+          <w:p>
+            <w:r>
+              <w:t>Omar Haddad</w:t>
+            </w:r>
+          </w:p>
+        </w:tc>
+        <w:tc>
+          <w:tcPr>
+            <w:tcW w:type="dxa" w:w="2160"/>
+          </w:tcPr>
+          <w:p>
+            <w:r>
+              <w:t>10 business days</w:t>
+            </w:r>
+          </w:p>
+        </w:tc>
+        <w:tc>
+          <w:tcPr>
+            <w:tcW w:type="dxa" w:w="2160"/>
+          </w:tcPr>
+          <w:p>
+            <w:r>
+              <w:t>Stage 6 Verified</w:t>
+            </w:r>
+          </w:p>
+        </w:tc>
+      </w:tr>
+    </w:tbl>
+    <w:p>
+      <w:r>
+        <w:drawing>
+          <wp:inline xmlns:a="http://schemas.openxmlformats.org/drawingml/2006/main" xmlns:pic="http://schemas.openxmlformats.org/drawingml/2006/picture">
+            <wp:extent cx="5303520" cy="1744579"/>
+            <wp:docPr id="3" name="Picture 3"/>
+            <wp:cNvGraphicFramePr>
+              <a:graphicFrameLocks noChangeAspect="1"/>
+            </wp:cNvGraphicFramePr>
+            <a:graphic>
+              <a:graphicData uri="http://schemas.openxmlformats.org/drawingml/2006/picture">
+                <pic:pic>
+                  <pic:nvPicPr>
+                    <pic:cNvPr id="0" name="image.png"/>
+                    <pic:cNvPicPr/>
+                  </pic:nvPicPr>
+                  <pic:blipFill>
+                    <a:blip r:embed="rId9"/>
+                    <a:stretch>
+                      <a:fillRect/>
+                    </a:stretch>
+                  </pic:blipFill>
+                  <pic:spPr>
+                    <a:xfrm>
+                      <a:off x="0" y="0"/>
+                      <a:ext cx="5303520" cy="1744579"/>
+                    </a:xfrm>
+                    <a:prstGeom prst="rect"/>
+                  </pic:spPr>
+                </pic:pic>
+              </a:graphicData>
+            </a:graphic>
+          </wp:inline>
+        </w:drawing>
+      </w:r>
+    </w:p>
+    <w:p>
+      <w:r>
+        <w:rPr>
+          <w:color w:val="808080"/>
+          <w:sz w:val="16"/>
+        </w:rPr>
+        <w:t>Page 6 of 12 | Manufacturing Knowledge Hub | Supply Chain and Logistics | SharePoint Online</w:t>
+      </w:r>
+    </w:p>
+    <w:p>
+      <w:r>
+        <w:br w:type="page"/>
+      </w:r>
+    </w:p>
+    <w:p>
+      <w:pPr>
+        <w:pStyle w:val="Heading1"/>
+      </w:pPr>
+      <w:r>
+        <w:t>Section 7: Risk Register &amp; Mitigations</w:t>
+      </w:r>
+    </w:p>
+    <w:p>
+      <w:r>
+        <w:t>Describes the rotating cycle count schedule and discrepancy resolution process used in place of a full annual physical inventory. Section 7 (Risk Register &amp; Mitigations) applies to Supply Chain and Logistics within Manufacturing Knowledge Hub and is maintained by Omar Haddad. Catalogs operational, compliance, and delivery risks alongside preventive mitigations.</w:t>
+      </w:r>
+    </w:p>
+    <w:p>
+      <w:r>
+        <w:t>Operational requirement 7.1: Cycle count accuracy is tracked as a monthly KPI reported to the supply chain manager. Secondary control 7.2: Count adjustments require dual sign-off before the system of record is updated.</w:t>
+      </w:r>
+    </w:p>
+    <w:p>
+      <w:pPr>
+        <w:pStyle w:val="ListBullet"/>
+      </w:pPr>
+      <w:r>
+        <w:t>Cycle count accuracy is tracked as a monthly KPI reported to the supply chain manager.</w:t>
+      </w:r>
+    </w:p>
+    <w:p>
+      <w:pPr>
+        <w:pStyle w:val="ListBullet"/>
+      </w:pPr>
+      <w:r>
+        <w:t>Count adjustments require dual sign-off before the system of record is updated.</w:t>
+      </w:r>
+    </w:p>
+    <w:p>
+      <w:pPr>
+        <w:pStyle w:val="ListBullet"/>
+      </w:pPr>
+      <w:r>
+        <w:t>Section 7 review cadence is tracked by Omar Haddad under Supply Chain and Logistics governance.</w:t>
+      </w:r>
+    </w:p>
+    <w:tbl>
+      <w:tblPr>
+        <w:tblStyle w:val="LightGrid-Accent1"/>
+        <w:tblW w:type="auto" w:w="0"/>
+        <w:tblLook w:firstColumn="1" w:firstRow="1" w:lastColumn="0" w:lastRow="0" w:noHBand="0" w:noVBand="1" w:val="04A0"/>
+      </w:tblPr>
+      <w:tblGrid>
+        <w:gridCol w:w="2160"/>
+        <w:gridCol w:w="2160"/>
+        <w:gridCol w:w="2160"/>
+        <w:gridCol w:w="2160"/>
+      </w:tblGrid>
+      <w:tr>
+        <w:tc>
+          <w:tcPr>
+            <w:tcW w:type="dxa" w:w="2160"/>
+          </w:tcPr>
+          <w:p>
+            <w:r>
+              <w:rPr>
+                <w:b/>
+              </w:rPr>
+              <w:t>Control Area</w:t>
+            </w:r>
+          </w:p>
+        </w:tc>
+        <w:tc>
+          <w:tcPr>
+            <w:tcW w:type="dxa" w:w="2160"/>
+          </w:tcPr>
+          <w:p>
+            <w:r>
+              <w:rPr>
+                <w:b/>
+              </w:rPr>
+              <w:t>Owner</w:t>
+            </w:r>
+          </w:p>
+        </w:tc>
+        <w:tc>
+          <w:tcPr>
+            <w:tcW w:type="dxa" w:w="2160"/>
+          </w:tcPr>
+          <w:p>
+            <w:r>
+              <w:rPr>
+                <w:b/>
+              </w:rPr>
+              <w:t>Target SLA</w:t>
+            </w:r>
+          </w:p>
+        </w:tc>
+        <w:tc>
+          <w:tcPr>
+            <w:tcW w:type="dxa" w:w="2160"/>
+          </w:tcPr>
+          <w:p>
+            <w:r>
+              <w:rPr>
+                <w:b/>
+              </w:rPr>
+              <w:t>Verification Status</w:t>
+            </w:r>
+          </w:p>
+        </w:tc>
+      </w:tr>
+      <w:tr>
+        <w:tc>
+          <w:tcPr>
+            <w:tcW w:type="dxa" w:w="2160"/>
+          </w:tcPr>
+          <w:p>
+            <w:r>
+              <w:t>Supply Chain and Logistics</w:t>
+            </w:r>
+          </w:p>
+        </w:tc>
+        <w:tc>
+          <w:tcPr>
+            <w:tcW w:type="dxa" w:w="2160"/>
+          </w:tcPr>
+          <w:p>
+            <w:r>
+              <w:t>Omar Haddad</w:t>
+            </w:r>
+          </w:p>
+        </w:tc>
+        <w:tc>
+          <w:tcPr>
+            <w:tcW w:type="dxa" w:w="2160"/>
+          </w:tcPr>
+          <w:p>
+            <w:r>
+              <w:t>5 business days</w:t>
+            </w:r>
+          </w:p>
+        </w:tc>
+        <w:tc>
+          <w:tcPr>
+            <w:tcW w:type="dxa" w:w="2160"/>
+          </w:tcPr>
+          <w:p>
+            <w:r>
+              <w:t>Verified</w:t>
+            </w:r>
+          </w:p>
+        </w:tc>
+      </w:tr>
+      <w:tr>
+        <w:tc>
+          <w:tcPr>
+            <w:tcW w:type="dxa" w:w="2160"/>
+          </w:tcPr>
+          <w:p>
+            <w:r>
+              <w:t>Inventory Cycle Count Proced Gate 1</w:t>
+            </w:r>
+          </w:p>
+        </w:tc>
+        <w:tc>
+          <w:tcPr>
+            <w:tcW w:type="dxa" w:w="2160"/>
+          </w:tcPr>
+          <w:p>
+            <w:r>
+              <w:t>Omar Haddad</w:t>
+            </w:r>
+          </w:p>
+        </w:tc>
+        <w:tc>
+          <w:tcPr>
+            <w:tcW w:type="dxa" w:w="2160"/>
+          </w:tcPr>
+          <w:p>
+            <w:r>
+              <w:t>3 business days</w:t>
+            </w:r>
+          </w:p>
+        </w:tc>
+        <w:tc>
+          <w:tcPr>
+            <w:tcW w:type="dxa" w:w="2160"/>
+          </w:tcPr>
+          <w:p>
+            <w:r>
+              <w:t>Active</w:t>
+            </w:r>
+          </w:p>
+        </w:tc>
+      </w:tr>
+      <w:tr>
+        <w:tc>
+          <w:tcPr>
+            <w:tcW w:type="dxa" w:w="2160"/>
+          </w:tcPr>
+          <w:p>
+            <w:r>
+              <w:t>Inventory Cycle Count Proced Gate 2</w:t>
+            </w:r>
+          </w:p>
+        </w:tc>
+        <w:tc>
+          <w:tcPr>
+            <w:tcW w:type="dxa" w:w="2160"/>
+          </w:tcPr>
+          <w:p>
+            <w:r>
+              <w:t>Omar Haddad</w:t>
+            </w:r>
+          </w:p>
+        </w:tc>
+        <w:tc>
+          <w:tcPr>
+            <w:tcW w:type="dxa" w:w="2160"/>
+          </w:tcPr>
+          <w:p>
+            <w:r>
+              <w:t>10 business days</w:t>
+            </w:r>
+          </w:p>
+        </w:tc>
+        <w:tc>
+          <w:tcPr>
+            <w:tcW w:type="dxa" w:w="2160"/>
+          </w:tcPr>
+          <w:p>
+            <w:r>
+              <w:t>Monitored</w:t>
+            </w:r>
+          </w:p>
+        </w:tc>
+      </w:tr>
+      <w:tr>
+        <w:tc>
+          <w:tcPr>
+            <w:tcW w:type="dxa" w:w="2160"/>
+          </w:tcPr>
+          <w:p>
+            <w:r>
+              <w:t>Sec-7</w:t>
+            </w:r>
+          </w:p>
+        </w:tc>
+        <w:tc>
+          <w:tcPr>
+            <w:tcW w:type="dxa" w:w="2160"/>
+          </w:tcPr>
+          <w:p>
+            <w:r>
+              <w:t>Omar Haddad</w:t>
+            </w:r>
+          </w:p>
+        </w:tc>
+        <w:tc>
+          <w:tcPr>
+            <w:tcW w:type="dxa" w:w="2160"/>
+          </w:tcPr>
+          <w:p>
+            <w:r>
+              <w:t>5 business days</w:t>
+            </w:r>
+          </w:p>
+        </w:tc>
+        <w:tc>
+          <w:tcPr>
+            <w:tcW w:type="dxa" w:w="2160"/>
+          </w:tcPr>
+          <w:p>
+            <w:r>
+              <w:t>Stage 7 Verified</w:t>
+            </w:r>
+          </w:p>
+        </w:tc>
+      </w:tr>
+    </w:tbl>
+    <w:p>
+      <w:r>
+        <w:rPr>
+          <w:color w:val="808080"/>
+          <w:sz w:val="16"/>
+        </w:rPr>
+        <w:t>Page 7 of 12 | Manufacturing Knowledge Hub | Supply Chain and Logistics | SharePoint Online</w:t>
+      </w:r>
+    </w:p>
+    <w:p>
+      <w:r>
+        <w:br w:type="page"/>
+      </w:r>
+    </w:p>
+    <w:p>
+      <w:pPr>
+        <w:pStyle w:val="Heading1"/>
+      </w:pPr>
+      <w:r>
+        <w:t>Section 8: Quality Assurance &amp; Audits</w:t>
+      </w:r>
+    </w:p>
+    <w:p>
+      <w:r>
+        <w:t>Describes the rotating cycle count schedule and discrepancy resolution process used in place of a full annual physical inventory. Section 8 (Quality Assurance &amp; Audits) applies to Supply Chain and Logistics within Manufacturing Knowledge Hub and is maintained by Omar Haddad. Specifies sampling frequencies, inspection tolerances, and nonconformance workflows.</w:t>
+      </w:r>
+    </w:p>
+    <w:p>
+      <w:r>
+        <w:t>Operational requirement 8.1: Count adjustments require dual sign-off before the system of record is updated. Secondary control 8.2: High-value SKUs are counted monthly; low-value SKUs are counted quarterly.</w:t>
+      </w:r>
+    </w:p>
+    <w:p>
+      <w:pPr>
+        <w:pStyle w:val="ListBullet"/>
+      </w:pPr>
+      <w:r>
+        <w:t>Count adjustments require dual sign-off before the system of record is updated.</w:t>
+      </w:r>
+    </w:p>
+    <w:p>
+      <w:pPr>
+        <w:pStyle w:val="ListBullet"/>
+      </w:pPr>
+      <w:r>
+        <w:t>High-value SKUs are counted monthly; low-value SKUs are counted quarterly.</w:t>
+      </w:r>
+    </w:p>
+    <w:p>
+      <w:pPr>
+        <w:pStyle w:val="ListBullet"/>
+      </w:pPr>
+      <w:r>
+        <w:t>Section 8 review cadence is tracked by Omar Haddad under Supply Chain and Logistics governance.</w:t>
+      </w:r>
+    </w:p>
+    <w:tbl>
+      <w:tblPr>
+        <w:tblStyle w:val="LightGrid-Accent1"/>
+        <w:tblW w:type="auto" w:w="0"/>
+        <w:tblLook w:firstColumn="1" w:firstRow="1" w:lastColumn="0" w:lastRow="0" w:noHBand="0" w:noVBand="1" w:val="04A0"/>
+      </w:tblPr>
+      <w:tblGrid>
+        <w:gridCol w:w="2160"/>
+        <w:gridCol w:w="2160"/>
+        <w:gridCol w:w="2160"/>
+        <w:gridCol w:w="2160"/>
+      </w:tblGrid>
+      <w:tr>
+        <w:tc>
+          <w:tcPr>
+            <w:tcW w:type="dxa" w:w="2160"/>
+          </w:tcPr>
+          <w:p>
+            <w:r>
+              <w:rPr>
+                <w:b/>
+              </w:rPr>
+              <w:t>Control Area</w:t>
+            </w:r>
+          </w:p>
+        </w:tc>
+        <w:tc>
+          <w:tcPr>
+            <w:tcW w:type="dxa" w:w="2160"/>
+          </w:tcPr>
+          <w:p>
+            <w:r>
+              <w:rPr>
+                <w:b/>
+              </w:rPr>
+              <w:t>Owner</w:t>
+            </w:r>
+          </w:p>
+        </w:tc>
+        <w:tc>
+          <w:tcPr>
+            <w:tcW w:type="dxa" w:w="2160"/>
+          </w:tcPr>
+          <w:p>
+            <w:r>
+              <w:rPr>
+                <w:b/>
+              </w:rPr>
+              <w:t>Target SLA</w:t>
+            </w:r>
+          </w:p>
+        </w:tc>
+        <w:tc>
+          <w:tcPr>
+            <w:tcW w:type="dxa" w:w="2160"/>
+          </w:tcPr>
+          <w:p>
+            <w:r>
+              <w:rPr>
+                <w:b/>
+              </w:rPr>
+              <w:t>Verification Status</w:t>
+            </w:r>
+          </w:p>
+        </w:tc>
+      </w:tr>
+      <w:tr>
+        <w:tc>
+          <w:tcPr>
+            <w:tcW w:type="dxa" w:w="2160"/>
+          </w:tcPr>
+          <w:p>
+            <w:r>
+              <w:t>Supply Chain and Logistics</w:t>
+            </w:r>
+          </w:p>
+        </w:tc>
+        <w:tc>
+          <w:tcPr>
+            <w:tcW w:type="dxa" w:w="2160"/>
+          </w:tcPr>
+          <w:p>
+            <w:r>
+              <w:t>Omar Haddad</w:t>
+            </w:r>
+          </w:p>
+        </w:tc>
+        <w:tc>
+          <w:tcPr>
+            <w:tcW w:type="dxa" w:w="2160"/>
+          </w:tcPr>
+          <w:p>
+            <w:r>
+              <w:t>5 business days</w:t>
+            </w:r>
+          </w:p>
+        </w:tc>
+        <w:tc>
+          <w:tcPr>
+            <w:tcW w:type="dxa" w:w="2160"/>
+          </w:tcPr>
+          <w:p>
+            <w:r>
+              <w:t>Verified</w:t>
+            </w:r>
+          </w:p>
+        </w:tc>
+      </w:tr>
+      <w:tr>
+        <w:tc>
+          <w:tcPr>
+            <w:tcW w:type="dxa" w:w="2160"/>
+          </w:tcPr>
+          <w:p>
+            <w:r>
+              <w:t>Inventory Cycle Count Proced Gate 1</w:t>
+            </w:r>
+          </w:p>
+        </w:tc>
+        <w:tc>
+          <w:tcPr>
+            <w:tcW w:type="dxa" w:w="2160"/>
+          </w:tcPr>
+          <w:p>
+            <w:r>
+              <w:t>Omar Haddad</w:t>
+            </w:r>
+          </w:p>
+        </w:tc>
+        <w:tc>
+          <w:tcPr>
+            <w:tcW w:type="dxa" w:w="2160"/>
+          </w:tcPr>
+          <w:p>
+            <w:r>
+              <w:t>3 business days</w:t>
+            </w:r>
+          </w:p>
+        </w:tc>
+        <w:tc>
+          <w:tcPr>
+            <w:tcW w:type="dxa" w:w="2160"/>
+          </w:tcPr>
+          <w:p>
+            <w:r>
+              <w:t>Active</w:t>
+            </w:r>
+          </w:p>
+        </w:tc>
+      </w:tr>
+      <w:tr>
+        <w:tc>
+          <w:tcPr>
+            <w:tcW w:type="dxa" w:w="2160"/>
+          </w:tcPr>
+          <w:p>
+            <w:r>
+              <w:t>Inventory Cycle Count Proced Gate 2</w:t>
+            </w:r>
+          </w:p>
+        </w:tc>
+        <w:tc>
+          <w:tcPr>
+            <w:tcW w:type="dxa" w:w="2160"/>
+          </w:tcPr>
+          <w:p>
+            <w:r>
+              <w:t>Omar Haddad</w:t>
+            </w:r>
+          </w:p>
+        </w:tc>
+        <w:tc>
+          <w:tcPr>
+            <w:tcW w:type="dxa" w:w="2160"/>
+          </w:tcPr>
+          <w:p>
+            <w:r>
+              <w:t>10 business days</w:t>
+            </w:r>
+          </w:p>
+        </w:tc>
+        <w:tc>
+          <w:tcPr>
+            <w:tcW w:type="dxa" w:w="2160"/>
+          </w:tcPr>
+          <w:p>
+            <w:r>
+              <w:t>Monitored</w:t>
+            </w:r>
+          </w:p>
+        </w:tc>
+      </w:tr>
+      <w:tr>
+        <w:tc>
+          <w:tcPr>
+            <w:tcW w:type="dxa" w:w="2160"/>
+          </w:tcPr>
+          <w:p>
+            <w:r>
+              <w:t>Sec-8</w:t>
+            </w:r>
+          </w:p>
+        </w:tc>
+        <w:tc>
+          <w:tcPr>
+            <w:tcW w:type="dxa" w:w="2160"/>
+          </w:tcPr>
+          <w:p>
+            <w:r>
+              <w:t>Omar Haddad</w:t>
+            </w:r>
+          </w:p>
+        </w:tc>
+        <w:tc>
+          <w:tcPr>
+            <w:tcW w:type="dxa" w:w="2160"/>
+          </w:tcPr>
+          <w:p>
+            <w:r>
+              <w:t>3 business days</w:t>
+            </w:r>
+          </w:p>
+        </w:tc>
+        <w:tc>
+          <w:tcPr>
+            <w:tcW w:type="dxa" w:w="2160"/>
+          </w:tcPr>
+          <w:p>
+            <w:r>
+              <w:t>Stage 8 Verified</w:t>
+            </w:r>
+          </w:p>
+        </w:tc>
+      </w:tr>
+    </w:tbl>
+    <w:p>
+      <w:r>
+        <w:drawing>
+          <wp:inline xmlns:a="http://schemas.openxmlformats.org/drawingml/2006/main" xmlns:pic="http://schemas.openxmlformats.org/drawingml/2006/picture">
+            <wp:extent cx="5303520" cy="1744579"/>
+            <wp:docPr id="4" name="Picture 4"/>
+            <wp:cNvGraphicFramePr>
+              <a:graphicFrameLocks noChangeAspect="1"/>
+            </wp:cNvGraphicFramePr>
+            <a:graphic>
+              <a:graphicData uri="http://schemas.openxmlformats.org/drawingml/2006/picture">
+                <pic:pic>
+                  <pic:nvPicPr>
+                    <pic:cNvPr id="0" name="image.png"/>
+                    <pic:cNvPicPr/>
+                  </pic:nvPicPr>
+                  <pic:blipFill>
+                    <a:blip r:embed="rId10"/>
+                    <a:stretch>
+                      <a:fillRect/>
+                    </a:stretch>
+                  </pic:blipFill>
+                  <pic:spPr>
+                    <a:xfrm>
+                      <a:off x="0" y="0"/>
+                      <a:ext cx="5303520" cy="1744579"/>
+                    </a:xfrm>
+                    <a:prstGeom prst="rect"/>
+                  </pic:spPr>
+                </pic:pic>
+              </a:graphicData>
+            </a:graphic>
+          </wp:inline>
+        </w:drawing>
+      </w:r>
+    </w:p>
+    <w:p>
+      <w:r>
+        <w:rPr>
+          <w:color w:val="808080"/>
+          <w:sz w:val="16"/>
+        </w:rPr>
+        <w:t>Page 8 of 12 | Manufacturing Knowledge Hub | Supply Chain and Logistics | SharePoint Online</w:t>
+      </w:r>
+    </w:p>
+    <w:p>
+      <w:r>
+        <w:br w:type="page"/>
+      </w:r>
+    </w:p>
+    <w:p>
+      <w:pPr>
+        <w:pStyle w:val="Heading1"/>
+      </w:pPr>
+      <w:r>
+        <w:t>Section 9: Exception Handling &amp; Escalations</w:t>
+      </w:r>
+    </w:p>
+    <w:p>
+      <w:r>
+        <w:t>Describes the rotating cycle count schedule and discrepancy resolution process used in place of a full annual physical inventory. Section 9 (Exception Handling &amp; Escalations) applies to Supply Chain and Logistics within Manufacturing Knowledge Hub and is maintained by Omar Haddad. Outlines severity tiers, response SLAs, and cross-functional escalation paths.</w:t>
+      </w:r>
+    </w:p>
+    <w:p>
+      <w:r>
+        <w:t>Operational requirement 9.1: High-value SKUs are counted monthly; low-value SKUs are counted quarterly. Secondary control 9.2: Discrepancies over 2% of on-hand quantity trigger a root cause investigation.</w:t>
+      </w:r>
+    </w:p>
+    <w:p>
+      <w:pPr>
+        <w:pStyle w:val="ListBullet"/>
+      </w:pPr>
+      <w:r>
+        <w:t>High-value SKUs are counted monthly; low-value SKUs are counted quarterly.</w:t>
+      </w:r>
+    </w:p>
+    <w:p>
+      <w:pPr>
+        <w:pStyle w:val="ListBullet"/>
+      </w:pPr>
+      <w:r>
+        <w:t>Discrepancies over 2% of on-hand quantity trigger a root cause investigation.</w:t>
+      </w:r>
+    </w:p>
+    <w:p>
+      <w:pPr>
+        <w:pStyle w:val="ListBullet"/>
+      </w:pPr>
+      <w:r>
+        <w:t>Section 9 review cadence is tracked by Omar Haddad under Supply Chain and Logistics governance.</w:t>
+      </w:r>
+    </w:p>
+    <w:tbl>
+      <w:tblPr>
+        <w:tblStyle w:val="LightGrid-Accent1"/>
+        <w:tblW w:type="auto" w:w="0"/>
+        <w:tblLook w:firstColumn="1" w:firstRow="1" w:lastColumn="0" w:lastRow="0" w:noHBand="0" w:noVBand="1" w:val="04A0"/>
+      </w:tblPr>
+      <w:tblGrid>
+        <w:gridCol w:w="2160"/>
+        <w:gridCol w:w="2160"/>
+        <w:gridCol w:w="2160"/>
+        <w:gridCol w:w="2160"/>
+      </w:tblGrid>
+      <w:tr>
+        <w:tc>
+          <w:tcPr>
+            <w:tcW w:type="dxa" w:w="2160"/>
+          </w:tcPr>
+          <w:p>
+            <w:r>
+              <w:rPr>
+                <w:b/>
+              </w:rPr>
+              <w:t>Control Area</w:t>
+            </w:r>
+          </w:p>
+        </w:tc>
+        <w:tc>
+          <w:tcPr>
+            <w:tcW w:type="dxa" w:w="2160"/>
+          </w:tcPr>
+          <w:p>
+            <w:r>
+              <w:rPr>
+                <w:b/>
+              </w:rPr>
+              <w:t>Owner</w:t>
+            </w:r>
+          </w:p>
+        </w:tc>
+        <w:tc>
+          <w:tcPr>
+            <w:tcW w:type="dxa" w:w="2160"/>
+          </w:tcPr>
+          <w:p>
+            <w:r>
+              <w:rPr>
+                <w:b/>
+              </w:rPr>
+              <w:t>Target SLA</w:t>
+            </w:r>
+          </w:p>
+        </w:tc>
+        <w:tc>
+          <w:tcPr>
+            <w:tcW w:type="dxa" w:w="2160"/>
+          </w:tcPr>
+          <w:p>
+            <w:r>
+              <w:rPr>
+                <w:b/>
+              </w:rPr>
+              <w:t>Verification Status</w:t>
+            </w:r>
+          </w:p>
+        </w:tc>
+      </w:tr>
+      <w:tr>
+        <w:tc>
+          <w:tcPr>
+            <w:tcW w:type="dxa" w:w="2160"/>
+          </w:tcPr>
+          <w:p>
+            <w:r>
+              <w:t>Supply Chain and Logistics</w:t>
+            </w:r>
+          </w:p>
+        </w:tc>
+        <w:tc>
+          <w:tcPr>
+            <w:tcW w:type="dxa" w:w="2160"/>
+          </w:tcPr>
+          <w:p>
+            <w:r>
+              <w:t>Omar Haddad</w:t>
+            </w:r>
+          </w:p>
+        </w:tc>
+        <w:tc>
+          <w:tcPr>
+            <w:tcW w:type="dxa" w:w="2160"/>
+          </w:tcPr>
+          <w:p>
+            <w:r>
+              <w:t>5 business days</w:t>
+            </w:r>
+          </w:p>
+        </w:tc>
+        <w:tc>
+          <w:tcPr>
+            <w:tcW w:type="dxa" w:w="2160"/>
+          </w:tcPr>
+          <w:p>
+            <w:r>
+              <w:t>Verified</w:t>
+            </w:r>
+          </w:p>
+        </w:tc>
+      </w:tr>
+      <w:tr>
+        <w:tc>
+          <w:tcPr>
+            <w:tcW w:type="dxa" w:w="2160"/>
+          </w:tcPr>
+          <w:p>
+            <w:r>
+              <w:t>Inventory Cycle Count Proced Gate 1</w:t>
+            </w:r>
+          </w:p>
+        </w:tc>
+        <w:tc>
+          <w:tcPr>
+            <w:tcW w:type="dxa" w:w="2160"/>
+          </w:tcPr>
+          <w:p>
+            <w:r>
+              <w:t>Omar Haddad</w:t>
+            </w:r>
+          </w:p>
+        </w:tc>
+        <w:tc>
+          <w:tcPr>
+            <w:tcW w:type="dxa" w:w="2160"/>
+          </w:tcPr>
+          <w:p>
+            <w:r>
+              <w:t>3 business days</w:t>
+            </w:r>
+          </w:p>
+        </w:tc>
+        <w:tc>
+          <w:tcPr>
+            <w:tcW w:type="dxa" w:w="2160"/>
+          </w:tcPr>
+          <w:p>
+            <w:r>
+              <w:t>Active</w:t>
+            </w:r>
+          </w:p>
+        </w:tc>
+      </w:tr>
+      <w:tr>
+        <w:tc>
+          <w:tcPr>
+            <w:tcW w:type="dxa" w:w="2160"/>
+          </w:tcPr>
+          <w:p>
+            <w:r>
+              <w:t>Inventory Cycle Count Proced Gate 2</w:t>
+            </w:r>
+          </w:p>
+        </w:tc>
+        <w:tc>
+          <w:tcPr>
+            <w:tcW w:type="dxa" w:w="2160"/>
+          </w:tcPr>
+          <w:p>
+            <w:r>
+              <w:t>Omar Haddad</w:t>
+            </w:r>
+          </w:p>
+        </w:tc>
+        <w:tc>
+          <w:tcPr>
+            <w:tcW w:type="dxa" w:w="2160"/>
+          </w:tcPr>
+          <w:p>
+            <w:r>
+              <w:t>10 business days</w:t>
+            </w:r>
+          </w:p>
+        </w:tc>
+        <w:tc>
+          <w:tcPr>
+            <w:tcW w:type="dxa" w:w="2160"/>
+          </w:tcPr>
+          <w:p>
+            <w:r>
+              <w:t>Monitored</w:t>
+            </w:r>
+          </w:p>
+        </w:tc>
+      </w:tr>
+      <w:tr>
+        <w:tc>
+          <w:tcPr>
+            <w:tcW w:type="dxa" w:w="2160"/>
+          </w:tcPr>
+          <w:p>
+            <w:r>
+              <w:t>Sec-9</w:t>
+            </w:r>
+          </w:p>
+        </w:tc>
+        <w:tc>
+          <w:tcPr>
+            <w:tcW w:type="dxa" w:w="2160"/>
+          </w:tcPr>
+          <w:p>
+            <w:r>
+              <w:t>Omar Haddad</w:t>
+            </w:r>
+          </w:p>
+        </w:tc>
+        <w:tc>
+          <w:tcPr>
+            <w:tcW w:type="dxa" w:w="2160"/>
+          </w:tcPr>
+          <w:p>
+            <w:r>
+              <w:t>10 business days</w:t>
+            </w:r>
+          </w:p>
+        </w:tc>
+        <w:tc>
+          <w:tcPr>
+            <w:tcW w:type="dxa" w:w="2160"/>
+          </w:tcPr>
+          <w:p>
+            <w:r>
+              <w:t>Stage 9 Verified</w:t>
+            </w:r>
+          </w:p>
+        </w:tc>
+      </w:tr>
+    </w:tbl>
+    <w:p>
+      <w:r>
+        <w:drawing>
+          <wp:inline xmlns:a="http://schemas.openxmlformats.org/drawingml/2006/main" xmlns:pic="http://schemas.openxmlformats.org/drawingml/2006/picture">
+            <wp:extent cx="5303520" cy="1744579"/>
+            <wp:docPr id="5" name="Picture 5"/>
+            <wp:cNvGraphicFramePr>
+              <a:graphicFrameLocks noChangeAspect="1"/>
+            </wp:cNvGraphicFramePr>
+            <a:graphic>
+              <a:graphicData uri="http://schemas.openxmlformats.org/drawingml/2006/picture">
+                <pic:pic>
+                  <pic:nvPicPr>
+                    <pic:cNvPr id="0" name="image.png"/>
+                    <pic:cNvPicPr/>
+                  </pic:nvPicPr>
+                  <pic:blipFill>
+                    <a:blip r:embed="rId9"/>
+                    <a:stretch>
+                      <a:fillRect/>
+                    </a:stretch>
+                  </pic:blipFill>
+                  <pic:spPr>
+                    <a:xfrm>
+                      <a:off x="0" y="0"/>
+                      <a:ext cx="5303520" cy="1744579"/>
+                    </a:xfrm>
+                    <a:prstGeom prst="rect"/>
+                  </pic:spPr>
+                </pic:pic>
+              </a:graphicData>
+            </a:graphic>
+          </wp:inline>
+        </w:drawing>
+      </w:r>
+    </w:p>
+    <w:p>
+      <w:r>
+        <w:rPr>
+          <w:color w:val="808080"/>
+          <w:sz w:val="16"/>
+        </w:rPr>
+        <w:t>Page 9 of 12 | Manufacturing Knowledge Hub | Supply Chain and Logistics | SharePoint Online</w:t>
+      </w:r>
+    </w:p>
+    <w:p>
+      <w:r>
+        <w:br w:type="page"/>
+      </w:r>
+    </w:p>
+    <w:p>
+      <w:pPr>
+        <w:pStyle w:val="Heading1"/>
+      </w:pPr>
+      <w:r>
+        <w:t>Section 10: Cross-Functional Dependencies</w:t>
+      </w:r>
+    </w:p>
+    <w:p>
+      <w:r>
+        <w:t>Describes the rotating cycle count schedule and discrepancy resolution process used in place of a full annual physical inventory. Section 10 (Cross-Functional Dependencies) applies to Supply Chain and Logistics within Manufacturing Knowledge Hub and is maintained by Omar Haddad. Documents upstream and downstream team dependencies and service-level commitments.</w:t>
+      </w:r>
+    </w:p>
+    <w:p>
+      <w:r>
+        <w:t>Operational requirement 10.1: Discrepancies over 2% of on-hand quantity trigger a root cause investigation. Secondary control 10.2: Cycle count accuracy is tracked as a monthly KPI reported to the supply chain manager.</w:t>
+      </w:r>
+    </w:p>
+    <w:p>
+      <w:pPr>
+        <w:pStyle w:val="ListBullet"/>
+      </w:pPr>
+      <w:r>
+        <w:t>Discrepancies over 2% of on-hand quantity trigger a root cause investigation.</w:t>
+      </w:r>
+    </w:p>
+    <w:p>
+      <w:pPr>
+        <w:pStyle w:val="ListBullet"/>
+      </w:pPr>
+      <w:r>
+        <w:t>Cycle count accuracy is tracked as a monthly KPI reported to the supply chain manager.</w:t>
+      </w:r>
+    </w:p>
+    <w:p>
+      <w:pPr>
+        <w:pStyle w:val="ListBullet"/>
+      </w:pPr>
+      <w:r>
+        <w:t>Section 10 review cadence is tracked by Omar Haddad under Supply Chain and Logistics governance.</w:t>
+      </w:r>
+    </w:p>
+    <w:tbl>
+      <w:tblPr>
+        <w:tblStyle w:val="LightGrid-Accent1"/>
+        <w:tblW w:type="auto" w:w="0"/>
+        <w:tblLook w:firstColumn="1" w:firstRow="1" w:lastColumn="0" w:lastRow="0" w:noHBand="0" w:noVBand="1" w:val="04A0"/>
+      </w:tblPr>
+      <w:tblGrid>
+        <w:gridCol w:w="2160"/>
+        <w:gridCol w:w="2160"/>
+        <w:gridCol w:w="2160"/>
+        <w:gridCol w:w="2160"/>
+      </w:tblGrid>
+      <w:tr>
+        <w:tc>
+          <w:tcPr>
+            <w:tcW w:type="dxa" w:w="2160"/>
+          </w:tcPr>
+          <w:p>
+            <w:r>
+              <w:rPr>
+                <w:b/>
+              </w:rPr>
+              <w:t>Control Area</w:t>
+            </w:r>
+          </w:p>
+        </w:tc>
+        <w:tc>
+          <w:tcPr>
+            <w:tcW w:type="dxa" w:w="2160"/>
+          </w:tcPr>
+          <w:p>
+            <w:r>
+              <w:rPr>
+                <w:b/>
+              </w:rPr>
+              <w:t>Owner</w:t>
+            </w:r>
+          </w:p>
+        </w:tc>
+        <w:tc>
+          <w:tcPr>
+            <w:tcW w:type="dxa" w:w="2160"/>
+          </w:tcPr>
+          <w:p>
+            <w:r>
+              <w:rPr>
+                <w:b/>
+              </w:rPr>
+              <w:t>Target SLA</w:t>
+            </w:r>
+          </w:p>
+        </w:tc>
+        <w:tc>
+          <w:tcPr>
+            <w:tcW w:type="dxa" w:w="2160"/>
+          </w:tcPr>
+          <w:p>
+            <w:r>
+              <w:rPr>
+                <w:b/>
+              </w:rPr>
+              <w:t>Verification Status</w:t>
+            </w:r>
+          </w:p>
+        </w:tc>
+      </w:tr>
+      <w:tr>
+        <w:tc>
+          <w:tcPr>
+            <w:tcW w:type="dxa" w:w="2160"/>
+          </w:tcPr>
+          <w:p>
+            <w:r>
+              <w:t>Supply Chain and Logistics</w:t>
+            </w:r>
+          </w:p>
+        </w:tc>
+        <w:tc>
+          <w:tcPr>
+            <w:tcW w:type="dxa" w:w="2160"/>
+          </w:tcPr>
+          <w:p>
+            <w:r>
+              <w:t>Omar Haddad</w:t>
+            </w:r>
+          </w:p>
+        </w:tc>
+        <w:tc>
+          <w:tcPr>
+            <w:tcW w:type="dxa" w:w="2160"/>
+          </w:tcPr>
+          <w:p>
+            <w:r>
+              <w:t>5 business days</w:t>
+            </w:r>
+          </w:p>
+        </w:tc>
+        <w:tc>
+          <w:tcPr>
+            <w:tcW w:type="dxa" w:w="2160"/>
+          </w:tcPr>
+          <w:p>
+            <w:r>
+              <w:t>Verified</w:t>
+            </w:r>
+          </w:p>
+        </w:tc>
+      </w:tr>
+      <w:tr>
+        <w:tc>
+          <w:tcPr>
+            <w:tcW w:type="dxa" w:w="2160"/>
+          </w:tcPr>
+          <w:p>
+            <w:r>
+              <w:t>Inventory Cycle Count Proced Gate 1</w:t>
+            </w:r>
+          </w:p>
+        </w:tc>
+        <w:tc>
+          <w:tcPr>
+            <w:tcW w:type="dxa" w:w="2160"/>
+          </w:tcPr>
+          <w:p>
+            <w:r>
+              <w:t>Omar Haddad</w:t>
+            </w:r>
+          </w:p>
+        </w:tc>
+        <w:tc>
+          <w:tcPr>
+            <w:tcW w:type="dxa" w:w="2160"/>
+          </w:tcPr>
+          <w:p>
+            <w:r>
+              <w:t>3 business days</w:t>
+            </w:r>
+          </w:p>
+        </w:tc>
+        <w:tc>
+          <w:tcPr>
+            <w:tcW w:type="dxa" w:w="2160"/>
+          </w:tcPr>
+          <w:p>
+            <w:r>
+              <w:t>Active</w:t>
+            </w:r>
+          </w:p>
+        </w:tc>
+      </w:tr>
+      <w:tr>
+        <w:tc>
+          <w:tcPr>
+            <w:tcW w:type="dxa" w:w="2160"/>
+          </w:tcPr>
+          <w:p>
+            <w:r>
+              <w:t>Inventory Cycle Count Proced Gate 2</w:t>
+            </w:r>
+          </w:p>
+        </w:tc>
+        <w:tc>
+          <w:tcPr>
+            <w:tcW w:type="dxa" w:w="2160"/>
+          </w:tcPr>
+          <w:p>
+            <w:r>
+              <w:t>Omar Haddad</w:t>
+            </w:r>
+          </w:p>
+        </w:tc>
+        <w:tc>
+          <w:tcPr>
+            <w:tcW w:type="dxa" w:w="2160"/>
+          </w:tcPr>
+          <w:p>
+            <w:r>
+              <w:t>10 business days</w:t>
+            </w:r>
+          </w:p>
+        </w:tc>
+        <w:tc>
+          <w:tcPr>
+            <w:tcW w:type="dxa" w:w="2160"/>
+          </w:tcPr>
+          <w:p>
+            <w:r>
+              <w:t>Monitored</w:t>
+            </w:r>
+          </w:p>
+        </w:tc>
+      </w:tr>
+      <w:tr>
+        <w:tc>
+          <w:tcPr>
+            <w:tcW w:type="dxa" w:w="2160"/>
+          </w:tcPr>
+          <w:p>
+            <w:r>
+              <w:t>Sec-10</w:t>
+            </w:r>
+          </w:p>
+        </w:tc>
+        <w:tc>
+          <w:tcPr>
+            <w:tcW w:type="dxa" w:w="2160"/>
+          </w:tcPr>
+          <w:p>
+            <w:r>
+              <w:t>Omar Haddad</w:t>
+            </w:r>
+          </w:p>
+        </w:tc>
+        <w:tc>
+          <w:tcPr>
+            <w:tcW w:type="dxa" w:w="2160"/>
+          </w:tcPr>
+          <w:p>
+            <w:r>
+              <w:t>5 business days</w:t>
+            </w:r>
+          </w:p>
+        </w:tc>
+        <w:tc>
+          <w:tcPr>
+            <w:tcW w:type="dxa" w:w="2160"/>
+          </w:tcPr>
+          <w:p>
+            <w:r>
+              <w:t>Stage 10 Verified</w:t>
+            </w:r>
+          </w:p>
+        </w:tc>
+      </w:tr>
+    </w:tbl>
+    <w:p>
+      <w:r>
+        <w:rPr>
+          <w:color w:val="808080"/>
+          <w:sz w:val="16"/>
+        </w:rPr>
+        <w:t>Page 10 of 12 | Manufacturing Knowledge Hub | Supply Chain and Logistics | SharePoint Online</w:t>
+      </w:r>
+    </w:p>
+    <w:p>
+      <w:r>
+        <w:br w:type="page"/>
+      </w:r>
+    </w:p>
+    <w:p>
+      <w:pPr>
+        <w:pStyle w:val="Heading1"/>
+      </w:pPr>
+      <w:r>
+        <w:t>Section 11: Continuous Improvement Roadmap</w:t>
+      </w:r>
+    </w:p>
+    <w:p>
+      <w:r>
+        <w:t>Describes the rotating cycle count schedule and discrepancy resolution process used in place of a full annual physical inventory. Section 11 (Continuous Improvement Roadmap) applies to Supply Chain and Logistics within Manufacturing Knowledge Hub and is maintained by Omar Haddad. Schedules quarterly optimization milestones, automation targets, and capability reviews.</w:t>
+      </w:r>
+    </w:p>
+    <w:p>
+      <w:r>
+        <w:t>Operational requirement 11.1: Cycle count accuracy is tracked as a monthly KPI reported to the supply chain manager. Secondary control 11.2: Count adjustments require dual sign-off before the system of record is updated.</w:t>
+      </w:r>
+    </w:p>
+    <w:p>
+      <w:pPr>
+        <w:pStyle w:val="ListBullet"/>
+      </w:pPr>
+      <w:r>
+        <w:t>Cycle count accuracy is tracked as a monthly KPI reported to the supply chain manager.</w:t>
+      </w:r>
+    </w:p>
+    <w:p>
+      <w:pPr>
+        <w:pStyle w:val="ListBullet"/>
+      </w:pPr>
+      <w:r>
+        <w:t>Count adjustments require dual sign-off before the system of record is updated.</w:t>
+      </w:r>
+    </w:p>
+    <w:p>
+      <w:pPr>
+        <w:pStyle w:val="ListBullet"/>
+      </w:pPr>
+      <w:r>
+        <w:t>Section 11 review cadence is tracked by Omar Haddad under Supply Chain and Logistics governance.</w:t>
+      </w:r>
+    </w:p>
+    <w:tbl>
+      <w:tblPr>
+        <w:tblStyle w:val="LightGrid-Accent1"/>
+        <w:tblW w:type="auto" w:w="0"/>
+        <w:tblLook w:firstColumn="1" w:firstRow="1" w:lastColumn="0" w:lastRow="0" w:noHBand="0" w:noVBand="1" w:val="04A0"/>
+      </w:tblPr>
+      <w:tblGrid>
+        <w:gridCol w:w="2160"/>
+        <w:gridCol w:w="2160"/>
+        <w:gridCol w:w="2160"/>
+        <w:gridCol w:w="2160"/>
+      </w:tblGrid>
+      <w:tr>
+        <w:tc>
+          <w:tcPr>
+            <w:tcW w:type="dxa" w:w="2160"/>
+          </w:tcPr>
+          <w:p>
+            <w:r>
+              <w:rPr>
+                <w:b/>
+              </w:rPr>
+              <w:t>Control Area</w:t>
+            </w:r>
+          </w:p>
+        </w:tc>
+        <w:tc>
+          <w:tcPr>
+            <w:tcW w:type="dxa" w:w="2160"/>
+          </w:tcPr>
+          <w:p>
+            <w:r>
+              <w:rPr>
+                <w:b/>
+              </w:rPr>
+              <w:t>Owner</w:t>
+            </w:r>
+          </w:p>
+        </w:tc>
+        <w:tc>
+          <w:tcPr>
+            <w:tcW w:type="dxa" w:w="2160"/>
+          </w:tcPr>
+          <w:p>
+            <w:r>
+              <w:rPr>
+                <w:b/>
+              </w:rPr>
+              <w:t>Target SLA</w:t>
+            </w:r>
+          </w:p>
+        </w:tc>
+        <w:tc>
+          <w:tcPr>
+            <w:tcW w:type="dxa" w:w="2160"/>
+          </w:tcPr>
+          <w:p>
+            <w:r>
+              <w:rPr>
+                <w:b/>
+              </w:rPr>
+              <w:t>Verification Status</w:t>
+            </w:r>
+          </w:p>
+        </w:tc>
+      </w:tr>
+      <w:tr>
+        <w:tc>
+          <w:tcPr>
+            <w:tcW w:type="dxa" w:w="2160"/>
+          </w:tcPr>
+          <w:p>
+            <w:r>
+              <w:t>Supply Chain and Logistics</w:t>
+            </w:r>
+          </w:p>
+        </w:tc>
+        <w:tc>
+          <w:tcPr>
+            <w:tcW w:type="dxa" w:w="2160"/>
+          </w:tcPr>
+          <w:p>
+            <w:r>
+              <w:t>Omar Haddad</w:t>
+            </w:r>
+          </w:p>
+        </w:tc>
+        <w:tc>
+          <w:tcPr>
+            <w:tcW w:type="dxa" w:w="2160"/>
+          </w:tcPr>
+          <w:p>
+            <w:r>
+              <w:t>5 business days</w:t>
+            </w:r>
+          </w:p>
+        </w:tc>
+        <w:tc>
+          <w:tcPr>
+            <w:tcW w:type="dxa" w:w="2160"/>
+          </w:tcPr>
+          <w:p>
+            <w:r>
+              <w:t>Verified</w:t>
+            </w:r>
+          </w:p>
+        </w:tc>
+      </w:tr>
+      <w:tr>
+        <w:tc>
+          <w:tcPr>
+            <w:tcW w:type="dxa" w:w="2160"/>
+          </w:tcPr>
+          <w:p>
+            <w:r>
+              <w:t>Inventory Cycle Count Proced Gate 1</w:t>
+            </w:r>
+          </w:p>
+        </w:tc>
+        <w:tc>
+          <w:tcPr>
+            <w:tcW w:type="dxa" w:w="2160"/>
+          </w:tcPr>
+          <w:p>
+            <w:r>
+              <w:t>Omar Haddad</w:t>
+            </w:r>
+          </w:p>
+        </w:tc>
+        <w:tc>
+          <w:tcPr>
+            <w:tcW w:type="dxa" w:w="2160"/>
+          </w:tcPr>
+          <w:p>
+            <w:r>
+              <w:t>3 business days</w:t>
+            </w:r>
+          </w:p>
+        </w:tc>
+        <w:tc>
+          <w:tcPr>
+            <w:tcW w:type="dxa" w:w="2160"/>
+          </w:tcPr>
+          <w:p>
+            <w:r>
+              <w:t>Active</w:t>
+            </w:r>
+          </w:p>
+        </w:tc>
+      </w:tr>
+      <w:tr>
+        <w:tc>
+          <w:tcPr>
+            <w:tcW w:type="dxa" w:w="2160"/>
+          </w:tcPr>
+          <w:p>
+            <w:r>
+              <w:t>Inventory Cycle Count Proced Gate 2</w:t>
+            </w:r>
+          </w:p>
+        </w:tc>
+        <w:tc>
+          <w:tcPr>
+            <w:tcW w:type="dxa" w:w="2160"/>
+          </w:tcPr>
+          <w:p>
+            <w:r>
+              <w:t>Omar Haddad</w:t>
+            </w:r>
+          </w:p>
+        </w:tc>
+        <w:tc>
+          <w:tcPr>
+            <w:tcW w:type="dxa" w:w="2160"/>
+          </w:tcPr>
+          <w:p>
+            <w:r>
+              <w:t>10 business days</w:t>
+            </w:r>
+          </w:p>
+        </w:tc>
+        <w:tc>
+          <w:tcPr>
+            <w:tcW w:type="dxa" w:w="2160"/>
+          </w:tcPr>
+          <w:p>
+            <w:r>
+              <w:t>Monitored</w:t>
+            </w:r>
+          </w:p>
+        </w:tc>
+      </w:tr>
+      <w:tr>
+        <w:tc>
+          <w:tcPr>
+            <w:tcW w:type="dxa" w:w="2160"/>
+          </w:tcPr>
+          <w:p>
+            <w:r>
+              <w:t>Sec-11</w:t>
+            </w:r>
+          </w:p>
+        </w:tc>
+        <w:tc>
+          <w:tcPr>
+            <w:tcW w:type="dxa" w:w="2160"/>
+          </w:tcPr>
+          <w:p>
+            <w:r>
+              <w:t>Omar Haddad</w:t>
+            </w:r>
+          </w:p>
+        </w:tc>
+        <w:tc>
+          <w:tcPr>
+            <w:tcW w:type="dxa" w:w="2160"/>
+          </w:tcPr>
+          <w:p>
+            <w:r>
+              <w:t>3 business days</w:t>
+            </w:r>
+          </w:p>
+        </w:tc>
+        <w:tc>
+          <w:tcPr>
+            <w:tcW w:type="dxa" w:w="2160"/>
+          </w:tcPr>
+          <w:p>
+            <w:r>
+              <w:t>Stage 11 Verified</w:t>
+            </w:r>
+          </w:p>
+        </w:tc>
+      </w:tr>
+    </w:tbl>
+    <w:p>
+      <w:r>
+        <w:drawing>
+          <wp:inline xmlns:a="http://schemas.openxmlformats.org/drawingml/2006/main" xmlns:pic="http://schemas.openxmlformats.org/drawingml/2006/picture">
+            <wp:extent cx="5303520" cy="1744579"/>
+            <wp:docPr id="6" name="Picture 6"/>
+            <wp:cNvGraphicFramePr>
+              <a:graphicFrameLocks noChangeAspect="1"/>
+            </wp:cNvGraphicFramePr>
+            <a:graphic>
+              <a:graphicData uri="http://schemas.openxmlformats.org/drawingml/2006/picture">
+                <pic:pic>
+                  <pic:nvPicPr>
+                    <pic:cNvPr id="0" name="image.png"/>
+                    <pic:cNvPicPr/>
+                  </pic:nvPicPr>
+                  <pic:blipFill>
+                    <a:blip r:embed="rId10"/>
+                    <a:stretch>
+                      <a:fillRect/>
+                    </a:stretch>
+                  </pic:blipFill>
+                  <pic:spPr>
+                    <a:xfrm>
+                      <a:off x="0" y="0"/>
+                      <a:ext cx="5303520" cy="1744579"/>
+                    </a:xfrm>
+                    <a:prstGeom prst="rect"/>
+                  </pic:spPr>
+                </pic:pic>
+              </a:graphicData>
+            </a:graphic>
+          </wp:inline>
+        </w:drawing>
+      </w:r>
+    </w:p>
+    <w:p>
+      <w:r>
+        <w:rPr>
+          <w:color w:val="808080"/>
+          <w:sz w:val="16"/>
+        </w:rPr>
+        <w:t>Page 11 of 12 | Manufacturing Knowledge Hub | Supply Chain and Logistics | SharePoint Online</w:t>
+      </w:r>
+    </w:p>
+    <w:p>
+      <w:r>
+        <w:br w:type="page"/>
+      </w:r>
+    </w:p>
+    <w:p>
+      <w:pPr>
+        <w:pStyle w:val="Heading1"/>
+      </w:pPr>
+      <w:r>
+        <w:t>Section 12: Appendix, Lineage &amp; Sign-off</w:t>
+      </w:r>
+    </w:p>
+    <w:p>
+      <w:r>
+        <w:t>Describes the rotating cycle count schedule and discrepancy resolution process used in place of a full annual physical inventory. Section 12 (Appendix, Lineage &amp; Sign-off) applies to Supply Chain and Logistics within Manufacturing Knowledge Hub and is maintained by Omar Haddad. Records document lineage, governance metadata, version history, and owner sign-off.</w:t>
+      </w:r>
+    </w:p>
+    <w:p>
+      <w:r>
+        <w:t>Operational requirement 12.1: Count adjustments require dual sign-off before the system of record is updated. Secondary control 12.2: High-value SKUs are counted monthly; low-value SKUs are counted quarterly.</w:t>
+      </w:r>
+    </w:p>
+    <w:p>
+      <w:pPr>
+        <w:pStyle w:val="ListBullet"/>
+      </w:pPr>
+      <w:r>
+        <w:t>Count adjustments require dual sign-off before the system of record is updated.</w:t>
+      </w:r>
+    </w:p>
+    <w:p>
+      <w:pPr>
+        <w:pStyle w:val="ListBullet"/>
+      </w:pPr>
+      <w:r>
+        <w:t>High-value SKUs are counted monthly; low-value SKUs are counted quarterly.</w:t>
+      </w:r>
+    </w:p>
+    <w:p>
+      <w:pPr>
+        <w:pStyle w:val="ListBullet"/>
+      </w:pPr>
+      <w:r>
+        <w:t>Section 12 review cadence is tracked by Omar Haddad under Supply Chain and Logistics governance.</w:t>
+      </w:r>
+    </w:p>
+    <w:tbl>
+      <w:tblPr>
+        <w:tblStyle w:val="LightGrid-Accent1"/>
+        <w:tblW w:type="auto" w:w="0"/>
+        <w:tblLook w:firstColumn="1" w:firstRow="1" w:lastColumn="0" w:lastRow="0" w:noHBand="0" w:noVBand="1" w:val="04A0"/>
+      </w:tblPr>
+      <w:tblGrid>
+        <w:gridCol w:w="2160"/>
+        <w:gridCol w:w="2160"/>
+        <w:gridCol w:w="2160"/>
+        <w:gridCol w:w="2160"/>
+      </w:tblGrid>
+      <w:tr>
+        <w:tc>
+          <w:tcPr>
+            <w:tcW w:type="dxa" w:w="2160"/>
+          </w:tcPr>
+          <w:p>
+            <w:r>
+              <w:rPr>
+                <w:b/>
+              </w:rPr>
+              <w:t>Control Area</w:t>
+            </w:r>
+          </w:p>
+        </w:tc>
+        <w:tc>
+          <w:tcPr>
+            <w:tcW w:type="dxa" w:w="2160"/>
+          </w:tcPr>
+          <w:p>
+            <w:r>
+              <w:rPr>
+                <w:b/>
+              </w:rPr>
+              <w:t>Owner</w:t>
+            </w:r>
+          </w:p>
+        </w:tc>
+        <w:tc>
+          <w:tcPr>
+            <w:tcW w:type="dxa" w:w="2160"/>
+          </w:tcPr>
+          <w:p>
+            <w:r>
+              <w:rPr>
+                <w:b/>
+              </w:rPr>
+              <w:t>Target SLA</w:t>
+            </w:r>
+          </w:p>
+        </w:tc>
+        <w:tc>
+          <w:tcPr>
+            <w:tcW w:type="dxa" w:w="2160"/>
+          </w:tcPr>
+          <w:p>
+            <w:r>
+              <w:rPr>
+                <w:b/>
+              </w:rPr>
+              <w:t>Verification Status</w:t>
+            </w:r>
+          </w:p>
+        </w:tc>
+      </w:tr>
+      <w:tr>
+        <w:tc>
+          <w:tcPr>
+            <w:tcW w:type="dxa" w:w="2160"/>
+          </w:tcPr>
+          <w:p>
+            <w:r>
+              <w:t>Supply Chain and Logistics</w:t>
+            </w:r>
+          </w:p>
+        </w:tc>
+        <w:tc>
+          <w:tcPr>
+            <w:tcW w:type="dxa" w:w="2160"/>
+          </w:tcPr>
+          <w:p>
+            <w:r>
+              <w:t>Omar Haddad</w:t>
+            </w:r>
+          </w:p>
+        </w:tc>
+        <w:tc>
+          <w:tcPr>
+            <w:tcW w:type="dxa" w:w="2160"/>
+          </w:tcPr>
+          <w:p>
+            <w:r>
+              <w:t>5 business days</w:t>
+            </w:r>
+          </w:p>
+        </w:tc>
+        <w:tc>
+          <w:tcPr>
+            <w:tcW w:type="dxa" w:w="2160"/>
+          </w:tcPr>
+          <w:p>
+            <w:r>
+              <w:t>Verified</w:t>
+            </w:r>
+          </w:p>
+        </w:tc>
+      </w:tr>
+      <w:tr>
+        <w:tc>
+          <w:tcPr>
+            <w:tcW w:type="dxa" w:w="2160"/>
+          </w:tcPr>
+          <w:p>
+            <w:r>
+              <w:t>Inventory Cycle Count Proced Gate 1</w:t>
+            </w:r>
+          </w:p>
+        </w:tc>
+        <w:tc>
+          <w:tcPr>
+            <w:tcW w:type="dxa" w:w="2160"/>
+          </w:tcPr>
+          <w:p>
+            <w:r>
+              <w:t>Omar Haddad</w:t>
+            </w:r>
+          </w:p>
+        </w:tc>
+        <w:tc>
+          <w:tcPr>
+            <w:tcW w:type="dxa" w:w="2160"/>
+          </w:tcPr>
+          <w:p>
+            <w:r>
+              <w:t>3 business days</w:t>
+            </w:r>
+          </w:p>
+        </w:tc>
+        <w:tc>
+          <w:tcPr>
+            <w:tcW w:type="dxa" w:w="2160"/>
+          </w:tcPr>
+          <w:p>
+            <w:r>
+              <w:t>Active</w:t>
+            </w:r>
+          </w:p>
+        </w:tc>
+      </w:tr>
+      <w:tr>
+        <w:tc>
+          <w:tcPr>
+            <w:tcW w:type="dxa" w:w="2160"/>
+          </w:tcPr>
+          <w:p>
+            <w:r>
+              <w:t>Inventory Cycle Count Proced Gate 2</w:t>
+            </w:r>
+          </w:p>
+        </w:tc>
+        <w:tc>
+          <w:tcPr>
+            <w:tcW w:type="dxa" w:w="2160"/>
+          </w:tcPr>
+          <w:p>
+            <w:r>
+              <w:t>Omar Haddad</w:t>
+            </w:r>
+          </w:p>
+        </w:tc>
+        <w:tc>
+          <w:tcPr>
+            <w:tcW w:type="dxa" w:w="2160"/>
+          </w:tcPr>
+          <w:p>
+            <w:r>
+              <w:t>10 business days</w:t>
+            </w:r>
+          </w:p>
+        </w:tc>
+        <w:tc>
+          <w:tcPr>
+            <w:tcW w:type="dxa" w:w="2160"/>
+          </w:tcPr>
+          <w:p>
+            <w:r>
+              <w:t>Monitored</w:t>
+            </w:r>
+          </w:p>
+        </w:tc>
+      </w:tr>
+      <w:tr>
+        <w:tc>
+          <w:tcPr>
+            <w:tcW w:type="dxa" w:w="2160"/>
+          </w:tcPr>
+          <w:p>
+            <w:r>
+              <w:t>Sec-12</w:t>
+            </w:r>
+          </w:p>
+        </w:tc>
+        <w:tc>
+          <w:tcPr>
+            <w:tcW w:type="dxa" w:w="2160"/>
+          </w:tcPr>
+          <w:p>
+            <w:r>
+              <w:t>Omar Haddad</w:t>
+            </w:r>
+          </w:p>
+        </w:tc>
+        <w:tc>
+          <w:tcPr>
+            <w:tcW w:type="dxa" w:w="2160"/>
+          </w:tcPr>
+          <w:p>
+            <w:r>
+              <w:t>10 business days</w:t>
+            </w:r>
+          </w:p>
+        </w:tc>
+        <w:tc>
+          <w:tcPr>
+            <w:tcW w:type="dxa" w:w="2160"/>
+          </w:tcPr>
+          <w:p>
+            <w:r>
+              <w:t>Stage 12 Verified</w:t>
+            </w:r>
+          </w:p>
+        </w:tc>
+      </w:tr>
+    </w:tbl>
+    <w:p>
+      <w:r>
+        <w:rPr>
+          <w:color w:val="808080"/>
+          <w:sz w:val="16"/>
+        </w:rPr>
+        <w:t>Page 12 of 12 | Manufacturing Knowledge Hub | Supply Chain and Logistics | SharePoint Online</w:t>
       </w:r>
     </w:p>
     <w:sectPr>

--- a/data/sites/manufacturing/Supply Chain and Logistics/inventory-cycle-count-procedure.docx
+++ b/data/sites/manufacturing/Supply Chain and Logistics/inventory-cycle-count-procedure.docx
@@ -260,7 +260,7 @@
           <w:color w:val="808080"/>
           <w:sz w:val="16"/>
         </w:rPr>
-        <w:t>Page 1 of 12 | Manufacturing Knowledge Hub | Supply Chain and Logistics | SharePoint Online</w:t>
+        <w:t>Page 1 of 9 | Manufacturing Knowledge Hub | Supply Chain and Logistics | SharePoint Online</w:t>
       </w:r>
     </w:p>
     <w:p>
@@ -587,7 +587,7 @@
           <w:color w:val="808080"/>
           <w:sz w:val="16"/>
         </w:rPr>
-        <w:t>Page 2 of 12 | Manufacturing Knowledge Hub | Supply Chain and Logistics | SharePoint Online</w:t>
+        <w:t>Page 2 of 9 | Manufacturing Knowledge Hub | Supply Chain and Logistics | SharePoint Online</w:t>
       </w:r>
     </w:p>
     <w:p>
@@ -878,7 +878,7 @@
           <w:color w:val="808080"/>
           <w:sz w:val="16"/>
         </w:rPr>
-        <w:t>Page 3 of 12 | Manufacturing Knowledge Hub | Supply Chain and Logistics | SharePoint Online</w:t>
+        <w:t>Page 3 of 9 | Manufacturing Knowledge Hub | Supply Chain and Logistics | SharePoint Online</w:t>
       </w:r>
     </w:p>
     <w:p>
@@ -1205,7 +1205,7 @@
           <w:color w:val="808080"/>
           <w:sz w:val="16"/>
         </w:rPr>
-        <w:t>Page 4 of 12 | Manufacturing Knowledge Hub | Supply Chain and Logistics | SharePoint Online</w:t>
+        <w:t>Page 4 of 9 | Manufacturing Knowledge Hub | Supply Chain and Logistics | SharePoint Online</w:t>
       </w:r>
     </w:p>
     <w:p>
@@ -1496,7 +1496,7 @@
           <w:color w:val="808080"/>
           <w:sz w:val="16"/>
         </w:rPr>
-        <w:t>Page 5 of 12 | Manufacturing Knowledge Hub | Supply Chain and Logistics | SharePoint Online</w:t>
+        <w:t>Page 5 of 9 | Manufacturing Knowledge Hub | Supply Chain and Logistics | SharePoint Online</w:t>
       </w:r>
     </w:p>
     <w:p>
@@ -1823,7 +1823,7 @@
           <w:color w:val="808080"/>
           <w:sz w:val="16"/>
         </w:rPr>
-        <w:t>Page 6 of 12 | Manufacturing Knowledge Hub | Supply Chain and Logistics | SharePoint Online</w:t>
+        <w:t>Page 6 of 9 | Manufacturing Knowledge Hub | Supply Chain and Logistics | SharePoint Online</w:t>
       </w:r>
     </w:p>
     <w:p>
@@ -2114,7 +2114,7 @@
           <w:color w:val="808080"/>
           <w:sz w:val="16"/>
         </w:rPr>
-        <w:t>Page 7 of 12 | Manufacturing Knowledge Hub | Supply Chain and Logistics | SharePoint Online</w:t>
+        <w:t>Page 7 of 9 | Manufacturing Knowledge Hub | Supply Chain and Logistics | SharePoint Online</w:t>
       </w:r>
     </w:p>
     <w:p>
@@ -2441,7 +2441,7 @@
           <w:color w:val="808080"/>
           <w:sz w:val="16"/>
         </w:rPr>
-        <w:t>Page 8 of 12 | Manufacturing Knowledge Hub | Supply Chain and Logistics | SharePoint Online</w:t>
+        <w:t>Page 8 of 9 | Manufacturing Knowledge Hub | Supply Chain and Logistics | SharePoint Online</w:t>
       </w:r>
     </w:p>
     <w:p>
@@ -2454,12 +2454,12 @@
         <w:pStyle w:val="Heading1"/>
       </w:pPr>
       <w:r>
-        <w:t>Section 9: Exception Handling &amp; Escalations</w:t>
+        <w:t>Section 9: Appendix, Lineage &amp; Sign-off</w:t>
       </w:r>
     </w:p>
     <w:p>
       <w:r>
-        <w:t>Describes the rotating cycle count schedule and discrepancy resolution process used in place of a full annual physical inventory. Section 9 (Exception Handling &amp; Escalations) applies to Supply Chain and Logistics within Manufacturing Knowledge Hub and is maintained by Omar Haddad. Outlines severity tiers, response SLAs, and cross-functional escalation paths.</w:t>
+        <w:t>Describes the rotating cycle count schedule and discrepancy resolution process used in place of a full annual physical inventory. Section 9 (Appendix, Lineage &amp; Sign-off) applies to Supply Chain and Logistics within Manufacturing Knowledge Hub and is maintained by Omar Haddad. Records document lineage, governance metadata, version history, and owner sign-off.</w:t>
       </w:r>
     </w:p>
     <w:p>
@@ -2768,916 +2768,7 @@
           <w:color w:val="808080"/>
           <w:sz w:val="16"/>
         </w:rPr>
-        <w:t>Page 9 of 12 | Manufacturing Knowledge Hub | Supply Chain and Logistics | SharePoint Online</w:t>
-      </w:r>
-    </w:p>
-    <w:p>
-      <w:r>
-        <w:br w:type="page"/>
-      </w:r>
-    </w:p>
-    <w:p>
-      <w:pPr>
-        <w:pStyle w:val="Heading1"/>
-      </w:pPr>
-      <w:r>
-        <w:t>Section 10: Cross-Functional Dependencies</w:t>
-      </w:r>
-    </w:p>
-    <w:p>
-      <w:r>
-        <w:t>Describes the rotating cycle count schedule and discrepancy resolution process used in place of a full annual physical inventory. Section 10 (Cross-Functional Dependencies) applies to Supply Chain and Logistics within Manufacturing Knowledge Hub and is maintained by Omar Haddad. Documents upstream and downstream team dependencies and service-level commitments.</w:t>
-      </w:r>
-    </w:p>
-    <w:p>
-      <w:r>
-        <w:t>Operational requirement 10.1: Discrepancies over 2% of on-hand quantity trigger a root cause investigation. Secondary control 10.2: Cycle count accuracy is tracked as a monthly KPI reported to the supply chain manager.</w:t>
-      </w:r>
-    </w:p>
-    <w:p>
-      <w:pPr>
-        <w:pStyle w:val="ListBullet"/>
-      </w:pPr>
-      <w:r>
-        <w:t>Discrepancies over 2% of on-hand quantity trigger a root cause investigation.</w:t>
-      </w:r>
-    </w:p>
-    <w:p>
-      <w:pPr>
-        <w:pStyle w:val="ListBullet"/>
-      </w:pPr>
-      <w:r>
-        <w:t>Cycle count accuracy is tracked as a monthly KPI reported to the supply chain manager.</w:t>
-      </w:r>
-    </w:p>
-    <w:p>
-      <w:pPr>
-        <w:pStyle w:val="ListBullet"/>
-      </w:pPr>
-      <w:r>
-        <w:t>Section 10 review cadence is tracked by Omar Haddad under Supply Chain and Logistics governance.</w:t>
-      </w:r>
-    </w:p>
-    <w:tbl>
-      <w:tblPr>
-        <w:tblStyle w:val="LightGrid-Accent1"/>
-        <w:tblW w:type="auto" w:w="0"/>
-        <w:tblLook w:firstColumn="1" w:firstRow="1" w:lastColumn="0" w:lastRow="0" w:noHBand="0" w:noVBand="1" w:val="04A0"/>
-      </w:tblPr>
-      <w:tblGrid>
-        <w:gridCol w:w="2160"/>
-        <w:gridCol w:w="2160"/>
-        <w:gridCol w:w="2160"/>
-        <w:gridCol w:w="2160"/>
-      </w:tblGrid>
-      <w:tr>
-        <w:tc>
-          <w:tcPr>
-            <w:tcW w:type="dxa" w:w="2160"/>
-          </w:tcPr>
-          <w:p>
-            <w:r>
-              <w:rPr>
-                <w:b/>
-              </w:rPr>
-              <w:t>Control Area</w:t>
-            </w:r>
-          </w:p>
-        </w:tc>
-        <w:tc>
-          <w:tcPr>
-            <w:tcW w:type="dxa" w:w="2160"/>
-          </w:tcPr>
-          <w:p>
-            <w:r>
-              <w:rPr>
-                <w:b/>
-              </w:rPr>
-              <w:t>Owner</w:t>
-            </w:r>
-          </w:p>
-        </w:tc>
-        <w:tc>
-          <w:tcPr>
-            <w:tcW w:type="dxa" w:w="2160"/>
-          </w:tcPr>
-          <w:p>
-            <w:r>
-              <w:rPr>
-                <w:b/>
-              </w:rPr>
-              <w:t>Target SLA</w:t>
-            </w:r>
-          </w:p>
-        </w:tc>
-        <w:tc>
-          <w:tcPr>
-            <w:tcW w:type="dxa" w:w="2160"/>
-          </w:tcPr>
-          <w:p>
-            <w:r>
-              <w:rPr>
-                <w:b/>
-              </w:rPr>
-              <w:t>Verification Status</w:t>
-            </w:r>
-          </w:p>
-        </w:tc>
-      </w:tr>
-      <w:tr>
-        <w:tc>
-          <w:tcPr>
-            <w:tcW w:type="dxa" w:w="2160"/>
-          </w:tcPr>
-          <w:p>
-            <w:r>
-              <w:t>Supply Chain and Logistics</w:t>
-            </w:r>
-          </w:p>
-        </w:tc>
-        <w:tc>
-          <w:tcPr>
-            <w:tcW w:type="dxa" w:w="2160"/>
-          </w:tcPr>
-          <w:p>
-            <w:r>
-              <w:t>Omar Haddad</w:t>
-            </w:r>
-          </w:p>
-        </w:tc>
-        <w:tc>
-          <w:tcPr>
-            <w:tcW w:type="dxa" w:w="2160"/>
-          </w:tcPr>
-          <w:p>
-            <w:r>
-              <w:t>5 business days</w:t>
-            </w:r>
-          </w:p>
-        </w:tc>
-        <w:tc>
-          <w:tcPr>
-            <w:tcW w:type="dxa" w:w="2160"/>
-          </w:tcPr>
-          <w:p>
-            <w:r>
-              <w:t>Verified</w:t>
-            </w:r>
-          </w:p>
-        </w:tc>
-      </w:tr>
-      <w:tr>
-        <w:tc>
-          <w:tcPr>
-            <w:tcW w:type="dxa" w:w="2160"/>
-          </w:tcPr>
-          <w:p>
-            <w:r>
-              <w:t>Inventory Cycle Count Proced Gate 1</w:t>
-            </w:r>
-          </w:p>
-        </w:tc>
-        <w:tc>
-          <w:tcPr>
-            <w:tcW w:type="dxa" w:w="2160"/>
-          </w:tcPr>
-          <w:p>
-            <w:r>
-              <w:t>Omar Haddad</w:t>
-            </w:r>
-          </w:p>
-        </w:tc>
-        <w:tc>
-          <w:tcPr>
-            <w:tcW w:type="dxa" w:w="2160"/>
-          </w:tcPr>
-          <w:p>
-            <w:r>
-              <w:t>3 business days</w:t>
-            </w:r>
-          </w:p>
-        </w:tc>
-        <w:tc>
-          <w:tcPr>
-            <w:tcW w:type="dxa" w:w="2160"/>
-          </w:tcPr>
-          <w:p>
-            <w:r>
-              <w:t>Active</w:t>
-            </w:r>
-          </w:p>
-        </w:tc>
-      </w:tr>
-      <w:tr>
-        <w:tc>
-          <w:tcPr>
-            <w:tcW w:type="dxa" w:w="2160"/>
-          </w:tcPr>
-          <w:p>
-            <w:r>
-              <w:t>Inventory Cycle Count Proced Gate 2</w:t>
-            </w:r>
-          </w:p>
-        </w:tc>
-        <w:tc>
-          <w:tcPr>
-            <w:tcW w:type="dxa" w:w="2160"/>
-          </w:tcPr>
-          <w:p>
-            <w:r>
-              <w:t>Omar Haddad</w:t>
-            </w:r>
-          </w:p>
-        </w:tc>
-        <w:tc>
-          <w:tcPr>
-            <w:tcW w:type="dxa" w:w="2160"/>
-          </w:tcPr>
-          <w:p>
-            <w:r>
-              <w:t>10 business days</w:t>
-            </w:r>
-          </w:p>
-        </w:tc>
-        <w:tc>
-          <w:tcPr>
-            <w:tcW w:type="dxa" w:w="2160"/>
-          </w:tcPr>
-          <w:p>
-            <w:r>
-              <w:t>Monitored</w:t>
-            </w:r>
-          </w:p>
-        </w:tc>
-      </w:tr>
-      <w:tr>
-        <w:tc>
-          <w:tcPr>
-            <w:tcW w:type="dxa" w:w="2160"/>
-          </w:tcPr>
-          <w:p>
-            <w:r>
-              <w:t>Sec-10</w:t>
-            </w:r>
-          </w:p>
-        </w:tc>
-        <w:tc>
-          <w:tcPr>
-            <w:tcW w:type="dxa" w:w="2160"/>
-          </w:tcPr>
-          <w:p>
-            <w:r>
-              <w:t>Omar Haddad</w:t>
-            </w:r>
-          </w:p>
-        </w:tc>
-        <w:tc>
-          <w:tcPr>
-            <w:tcW w:type="dxa" w:w="2160"/>
-          </w:tcPr>
-          <w:p>
-            <w:r>
-              <w:t>5 business days</w:t>
-            </w:r>
-          </w:p>
-        </w:tc>
-        <w:tc>
-          <w:tcPr>
-            <w:tcW w:type="dxa" w:w="2160"/>
-          </w:tcPr>
-          <w:p>
-            <w:r>
-              <w:t>Stage 10 Verified</w:t>
-            </w:r>
-          </w:p>
-        </w:tc>
-      </w:tr>
-    </w:tbl>
-    <w:p>
-      <w:r>
-        <w:rPr>
-          <w:color w:val="808080"/>
-          <w:sz w:val="16"/>
-        </w:rPr>
-        <w:t>Page 10 of 12 | Manufacturing Knowledge Hub | Supply Chain and Logistics | SharePoint Online</w:t>
-      </w:r>
-    </w:p>
-    <w:p>
-      <w:r>
-        <w:br w:type="page"/>
-      </w:r>
-    </w:p>
-    <w:p>
-      <w:pPr>
-        <w:pStyle w:val="Heading1"/>
-      </w:pPr>
-      <w:r>
-        <w:t>Section 11: Continuous Improvement Roadmap</w:t>
-      </w:r>
-    </w:p>
-    <w:p>
-      <w:r>
-        <w:t>Describes the rotating cycle count schedule and discrepancy resolution process used in place of a full annual physical inventory. Section 11 (Continuous Improvement Roadmap) applies to Supply Chain and Logistics within Manufacturing Knowledge Hub and is maintained by Omar Haddad. Schedules quarterly optimization milestones, automation targets, and capability reviews.</w:t>
-      </w:r>
-    </w:p>
-    <w:p>
-      <w:r>
-        <w:t>Operational requirement 11.1: Cycle count accuracy is tracked as a monthly KPI reported to the supply chain manager. Secondary control 11.2: Count adjustments require dual sign-off before the system of record is updated.</w:t>
-      </w:r>
-    </w:p>
-    <w:p>
-      <w:pPr>
-        <w:pStyle w:val="ListBullet"/>
-      </w:pPr>
-      <w:r>
-        <w:t>Cycle count accuracy is tracked as a monthly KPI reported to the supply chain manager.</w:t>
-      </w:r>
-    </w:p>
-    <w:p>
-      <w:pPr>
-        <w:pStyle w:val="ListBullet"/>
-      </w:pPr>
-      <w:r>
-        <w:t>Count adjustments require dual sign-off before the system of record is updated.</w:t>
-      </w:r>
-    </w:p>
-    <w:p>
-      <w:pPr>
-        <w:pStyle w:val="ListBullet"/>
-      </w:pPr>
-      <w:r>
-        <w:t>Section 11 review cadence is tracked by Omar Haddad under Supply Chain and Logistics governance.</w:t>
-      </w:r>
-    </w:p>
-    <w:tbl>
-      <w:tblPr>
-        <w:tblStyle w:val="LightGrid-Accent1"/>
-        <w:tblW w:type="auto" w:w="0"/>
-        <w:tblLook w:firstColumn="1" w:firstRow="1" w:lastColumn="0" w:lastRow="0" w:noHBand="0" w:noVBand="1" w:val="04A0"/>
-      </w:tblPr>
-      <w:tblGrid>
-        <w:gridCol w:w="2160"/>
-        <w:gridCol w:w="2160"/>
-        <w:gridCol w:w="2160"/>
-        <w:gridCol w:w="2160"/>
-      </w:tblGrid>
-      <w:tr>
-        <w:tc>
-          <w:tcPr>
-            <w:tcW w:type="dxa" w:w="2160"/>
-          </w:tcPr>
-          <w:p>
-            <w:r>
-              <w:rPr>
-                <w:b/>
-              </w:rPr>
-              <w:t>Control Area</w:t>
-            </w:r>
-          </w:p>
-        </w:tc>
-        <w:tc>
-          <w:tcPr>
-            <w:tcW w:type="dxa" w:w="2160"/>
-          </w:tcPr>
-          <w:p>
-            <w:r>
-              <w:rPr>
-                <w:b/>
-              </w:rPr>
-              <w:t>Owner</w:t>
-            </w:r>
-          </w:p>
-        </w:tc>
-        <w:tc>
-          <w:tcPr>
-            <w:tcW w:type="dxa" w:w="2160"/>
-          </w:tcPr>
-          <w:p>
-            <w:r>
-              <w:rPr>
-                <w:b/>
-              </w:rPr>
-              <w:t>Target SLA</w:t>
-            </w:r>
-          </w:p>
-        </w:tc>
-        <w:tc>
-          <w:tcPr>
-            <w:tcW w:type="dxa" w:w="2160"/>
-          </w:tcPr>
-          <w:p>
-            <w:r>
-              <w:rPr>
-                <w:b/>
-              </w:rPr>
-              <w:t>Verification Status</w:t>
-            </w:r>
-          </w:p>
-        </w:tc>
-      </w:tr>
-      <w:tr>
-        <w:tc>
-          <w:tcPr>
-            <w:tcW w:type="dxa" w:w="2160"/>
-          </w:tcPr>
-          <w:p>
-            <w:r>
-              <w:t>Supply Chain and Logistics</w:t>
-            </w:r>
-          </w:p>
-        </w:tc>
-        <w:tc>
-          <w:tcPr>
-            <w:tcW w:type="dxa" w:w="2160"/>
-          </w:tcPr>
-          <w:p>
-            <w:r>
-              <w:t>Omar Haddad</w:t>
-            </w:r>
-          </w:p>
-        </w:tc>
-        <w:tc>
-          <w:tcPr>
-            <w:tcW w:type="dxa" w:w="2160"/>
-          </w:tcPr>
-          <w:p>
-            <w:r>
-              <w:t>5 business days</w:t>
-            </w:r>
-          </w:p>
-        </w:tc>
-        <w:tc>
-          <w:tcPr>
-            <w:tcW w:type="dxa" w:w="2160"/>
-          </w:tcPr>
-          <w:p>
-            <w:r>
-              <w:t>Verified</w:t>
-            </w:r>
-          </w:p>
-        </w:tc>
-      </w:tr>
-      <w:tr>
-        <w:tc>
-          <w:tcPr>
-            <w:tcW w:type="dxa" w:w="2160"/>
-          </w:tcPr>
-          <w:p>
-            <w:r>
-              <w:t>Inventory Cycle Count Proced Gate 1</w:t>
-            </w:r>
-          </w:p>
-        </w:tc>
-        <w:tc>
-          <w:tcPr>
-            <w:tcW w:type="dxa" w:w="2160"/>
-          </w:tcPr>
-          <w:p>
-            <w:r>
-              <w:t>Omar Haddad</w:t>
-            </w:r>
-          </w:p>
-        </w:tc>
-        <w:tc>
-          <w:tcPr>
-            <w:tcW w:type="dxa" w:w="2160"/>
-          </w:tcPr>
-          <w:p>
-            <w:r>
-              <w:t>3 business days</w:t>
-            </w:r>
-          </w:p>
-        </w:tc>
-        <w:tc>
-          <w:tcPr>
-            <w:tcW w:type="dxa" w:w="2160"/>
-          </w:tcPr>
-          <w:p>
-            <w:r>
-              <w:t>Active</w:t>
-            </w:r>
-          </w:p>
-        </w:tc>
-      </w:tr>
-      <w:tr>
-        <w:tc>
-          <w:tcPr>
-            <w:tcW w:type="dxa" w:w="2160"/>
-          </w:tcPr>
-          <w:p>
-            <w:r>
-              <w:t>Inventory Cycle Count Proced Gate 2</w:t>
-            </w:r>
-          </w:p>
-        </w:tc>
-        <w:tc>
-          <w:tcPr>
-            <w:tcW w:type="dxa" w:w="2160"/>
-          </w:tcPr>
-          <w:p>
-            <w:r>
-              <w:t>Omar Haddad</w:t>
-            </w:r>
-          </w:p>
-        </w:tc>
-        <w:tc>
-          <w:tcPr>
-            <w:tcW w:type="dxa" w:w="2160"/>
-          </w:tcPr>
-          <w:p>
-            <w:r>
-              <w:t>10 business days</w:t>
-            </w:r>
-          </w:p>
-        </w:tc>
-        <w:tc>
-          <w:tcPr>
-            <w:tcW w:type="dxa" w:w="2160"/>
-          </w:tcPr>
-          <w:p>
-            <w:r>
-              <w:t>Monitored</w:t>
-            </w:r>
-          </w:p>
-        </w:tc>
-      </w:tr>
-      <w:tr>
-        <w:tc>
-          <w:tcPr>
-            <w:tcW w:type="dxa" w:w="2160"/>
-          </w:tcPr>
-          <w:p>
-            <w:r>
-              <w:t>Sec-11</w:t>
-            </w:r>
-          </w:p>
-        </w:tc>
-        <w:tc>
-          <w:tcPr>
-            <w:tcW w:type="dxa" w:w="2160"/>
-          </w:tcPr>
-          <w:p>
-            <w:r>
-              <w:t>Omar Haddad</w:t>
-            </w:r>
-          </w:p>
-        </w:tc>
-        <w:tc>
-          <w:tcPr>
-            <w:tcW w:type="dxa" w:w="2160"/>
-          </w:tcPr>
-          <w:p>
-            <w:r>
-              <w:t>3 business days</w:t>
-            </w:r>
-          </w:p>
-        </w:tc>
-        <w:tc>
-          <w:tcPr>
-            <w:tcW w:type="dxa" w:w="2160"/>
-          </w:tcPr>
-          <w:p>
-            <w:r>
-              <w:t>Stage 11 Verified</w:t>
-            </w:r>
-          </w:p>
-        </w:tc>
-      </w:tr>
-    </w:tbl>
-    <w:p>
-      <w:r>
-        <w:drawing>
-          <wp:inline xmlns:a="http://schemas.openxmlformats.org/drawingml/2006/main" xmlns:pic="http://schemas.openxmlformats.org/drawingml/2006/picture">
-            <wp:extent cx="5303520" cy="1744579"/>
-            <wp:docPr id="6" name="Picture 6"/>
-            <wp:cNvGraphicFramePr>
-              <a:graphicFrameLocks noChangeAspect="1"/>
-            </wp:cNvGraphicFramePr>
-            <a:graphic>
-              <a:graphicData uri="http://schemas.openxmlformats.org/drawingml/2006/picture">
-                <pic:pic>
-                  <pic:nvPicPr>
-                    <pic:cNvPr id="0" name="image.png"/>
-                    <pic:cNvPicPr/>
-                  </pic:nvPicPr>
-                  <pic:blipFill>
-                    <a:blip r:embed="rId10"/>
-                    <a:stretch>
-                      <a:fillRect/>
-                    </a:stretch>
-                  </pic:blipFill>
-                  <pic:spPr>
-                    <a:xfrm>
-                      <a:off x="0" y="0"/>
-                      <a:ext cx="5303520" cy="1744579"/>
-                    </a:xfrm>
-                    <a:prstGeom prst="rect"/>
-                  </pic:spPr>
-                </pic:pic>
-              </a:graphicData>
-            </a:graphic>
-          </wp:inline>
-        </w:drawing>
-      </w:r>
-    </w:p>
-    <w:p>
-      <w:r>
-        <w:rPr>
-          <w:color w:val="808080"/>
-          <w:sz w:val="16"/>
-        </w:rPr>
-        <w:t>Page 11 of 12 | Manufacturing Knowledge Hub | Supply Chain and Logistics | SharePoint Online</w:t>
-      </w:r>
-    </w:p>
-    <w:p>
-      <w:r>
-        <w:br w:type="page"/>
-      </w:r>
-    </w:p>
-    <w:p>
-      <w:pPr>
-        <w:pStyle w:val="Heading1"/>
-      </w:pPr>
-      <w:r>
-        <w:t>Section 12: Appendix, Lineage &amp; Sign-off</w:t>
-      </w:r>
-    </w:p>
-    <w:p>
-      <w:r>
-        <w:t>Describes the rotating cycle count schedule and discrepancy resolution process used in place of a full annual physical inventory. Section 12 (Appendix, Lineage &amp; Sign-off) applies to Supply Chain and Logistics within Manufacturing Knowledge Hub and is maintained by Omar Haddad. Records document lineage, governance metadata, version history, and owner sign-off.</w:t>
-      </w:r>
-    </w:p>
-    <w:p>
-      <w:r>
-        <w:t>Operational requirement 12.1: Count adjustments require dual sign-off before the system of record is updated. Secondary control 12.2: High-value SKUs are counted monthly; low-value SKUs are counted quarterly.</w:t>
-      </w:r>
-    </w:p>
-    <w:p>
-      <w:pPr>
-        <w:pStyle w:val="ListBullet"/>
-      </w:pPr>
-      <w:r>
-        <w:t>Count adjustments require dual sign-off before the system of record is updated.</w:t>
-      </w:r>
-    </w:p>
-    <w:p>
-      <w:pPr>
-        <w:pStyle w:val="ListBullet"/>
-      </w:pPr>
-      <w:r>
-        <w:t>High-value SKUs are counted monthly; low-value SKUs are counted quarterly.</w:t>
-      </w:r>
-    </w:p>
-    <w:p>
-      <w:pPr>
-        <w:pStyle w:val="ListBullet"/>
-      </w:pPr>
-      <w:r>
-        <w:t>Section 12 review cadence is tracked by Omar Haddad under Supply Chain and Logistics governance.</w:t>
-      </w:r>
-    </w:p>
-    <w:tbl>
-      <w:tblPr>
-        <w:tblStyle w:val="LightGrid-Accent1"/>
-        <w:tblW w:type="auto" w:w="0"/>
-        <w:tblLook w:firstColumn="1" w:firstRow="1" w:lastColumn="0" w:lastRow="0" w:noHBand="0" w:noVBand="1" w:val="04A0"/>
-      </w:tblPr>
-      <w:tblGrid>
-        <w:gridCol w:w="2160"/>
-        <w:gridCol w:w="2160"/>
-        <w:gridCol w:w="2160"/>
-        <w:gridCol w:w="2160"/>
-      </w:tblGrid>
-      <w:tr>
-        <w:tc>
-          <w:tcPr>
-            <w:tcW w:type="dxa" w:w="2160"/>
-          </w:tcPr>
-          <w:p>
-            <w:r>
-              <w:rPr>
-                <w:b/>
-              </w:rPr>
-              <w:t>Control Area</w:t>
-            </w:r>
-          </w:p>
-        </w:tc>
-        <w:tc>
-          <w:tcPr>
-            <w:tcW w:type="dxa" w:w="2160"/>
-          </w:tcPr>
-          <w:p>
-            <w:r>
-              <w:rPr>
-                <w:b/>
-              </w:rPr>
-              <w:t>Owner</w:t>
-            </w:r>
-          </w:p>
-        </w:tc>
-        <w:tc>
-          <w:tcPr>
-            <w:tcW w:type="dxa" w:w="2160"/>
-          </w:tcPr>
-          <w:p>
-            <w:r>
-              <w:rPr>
-                <w:b/>
-              </w:rPr>
-              <w:t>Target SLA</w:t>
-            </w:r>
-          </w:p>
-        </w:tc>
-        <w:tc>
-          <w:tcPr>
-            <w:tcW w:type="dxa" w:w="2160"/>
-          </w:tcPr>
-          <w:p>
-            <w:r>
-              <w:rPr>
-                <w:b/>
-              </w:rPr>
-              <w:t>Verification Status</w:t>
-            </w:r>
-          </w:p>
-        </w:tc>
-      </w:tr>
-      <w:tr>
-        <w:tc>
-          <w:tcPr>
-            <w:tcW w:type="dxa" w:w="2160"/>
-          </w:tcPr>
-          <w:p>
-            <w:r>
-              <w:t>Supply Chain and Logistics</w:t>
-            </w:r>
-          </w:p>
-        </w:tc>
-        <w:tc>
-          <w:tcPr>
-            <w:tcW w:type="dxa" w:w="2160"/>
-          </w:tcPr>
-          <w:p>
-            <w:r>
-              <w:t>Omar Haddad</w:t>
-            </w:r>
-          </w:p>
-        </w:tc>
-        <w:tc>
-          <w:tcPr>
-            <w:tcW w:type="dxa" w:w="2160"/>
-          </w:tcPr>
-          <w:p>
-            <w:r>
-              <w:t>5 business days</w:t>
-            </w:r>
-          </w:p>
-        </w:tc>
-        <w:tc>
-          <w:tcPr>
-            <w:tcW w:type="dxa" w:w="2160"/>
-          </w:tcPr>
-          <w:p>
-            <w:r>
-              <w:t>Verified</w:t>
-            </w:r>
-          </w:p>
-        </w:tc>
-      </w:tr>
-      <w:tr>
-        <w:tc>
-          <w:tcPr>
-            <w:tcW w:type="dxa" w:w="2160"/>
-          </w:tcPr>
-          <w:p>
-            <w:r>
-              <w:t>Inventory Cycle Count Proced Gate 1</w:t>
-            </w:r>
-          </w:p>
-        </w:tc>
-        <w:tc>
-          <w:tcPr>
-            <w:tcW w:type="dxa" w:w="2160"/>
-          </w:tcPr>
-          <w:p>
-            <w:r>
-              <w:t>Omar Haddad</w:t>
-            </w:r>
-          </w:p>
-        </w:tc>
-        <w:tc>
-          <w:tcPr>
-            <w:tcW w:type="dxa" w:w="2160"/>
-          </w:tcPr>
-          <w:p>
-            <w:r>
-              <w:t>3 business days</w:t>
-            </w:r>
-          </w:p>
-        </w:tc>
-        <w:tc>
-          <w:tcPr>
-            <w:tcW w:type="dxa" w:w="2160"/>
-          </w:tcPr>
-          <w:p>
-            <w:r>
-              <w:t>Active</w:t>
-            </w:r>
-          </w:p>
-        </w:tc>
-      </w:tr>
-      <w:tr>
-        <w:tc>
-          <w:tcPr>
-            <w:tcW w:type="dxa" w:w="2160"/>
-          </w:tcPr>
-          <w:p>
-            <w:r>
-              <w:t>Inventory Cycle Count Proced Gate 2</w:t>
-            </w:r>
-          </w:p>
-        </w:tc>
-        <w:tc>
-          <w:tcPr>
-            <w:tcW w:type="dxa" w:w="2160"/>
-          </w:tcPr>
-          <w:p>
-            <w:r>
-              <w:t>Omar Haddad</w:t>
-            </w:r>
-          </w:p>
-        </w:tc>
-        <w:tc>
-          <w:tcPr>
-            <w:tcW w:type="dxa" w:w="2160"/>
-          </w:tcPr>
-          <w:p>
-            <w:r>
-              <w:t>10 business days</w:t>
-            </w:r>
-          </w:p>
-        </w:tc>
-        <w:tc>
-          <w:tcPr>
-            <w:tcW w:type="dxa" w:w="2160"/>
-          </w:tcPr>
-          <w:p>
-            <w:r>
-              <w:t>Monitored</w:t>
-            </w:r>
-          </w:p>
-        </w:tc>
-      </w:tr>
-      <w:tr>
-        <w:tc>
-          <w:tcPr>
-            <w:tcW w:type="dxa" w:w="2160"/>
-          </w:tcPr>
-          <w:p>
-            <w:r>
-              <w:t>Sec-12</w:t>
-            </w:r>
-          </w:p>
-        </w:tc>
-        <w:tc>
-          <w:tcPr>
-            <w:tcW w:type="dxa" w:w="2160"/>
-          </w:tcPr>
-          <w:p>
-            <w:r>
-              <w:t>Omar Haddad</w:t>
-            </w:r>
-          </w:p>
-        </w:tc>
-        <w:tc>
-          <w:tcPr>
-            <w:tcW w:type="dxa" w:w="2160"/>
-          </w:tcPr>
-          <w:p>
-            <w:r>
-              <w:t>10 business days</w:t>
-            </w:r>
-          </w:p>
-        </w:tc>
-        <w:tc>
-          <w:tcPr>
-            <w:tcW w:type="dxa" w:w="2160"/>
-          </w:tcPr>
-          <w:p>
-            <w:r>
-              <w:t>Stage 12 Verified</w:t>
-            </w:r>
-          </w:p>
-        </w:tc>
-      </w:tr>
-    </w:tbl>
-    <w:p>
-      <w:r>
-        <w:rPr>
-          <w:color w:val="808080"/>
-          <w:sz w:val="16"/>
-        </w:rPr>
-        <w:t>Page 12 of 12 | Manufacturing Knowledge Hub | Supply Chain and Logistics | SharePoint Online</w:t>
+        <w:t>Page 9 of 9 | Manufacturing Knowledge Hub | Supply Chain and Logistics | SharePoint Online</w:t>
       </w:r>
     </w:p>
     <w:sectPr>
